--- a/Finalized BRD/Marriage/RFP/BRD_Marriage_v1.9.docx
+++ b/Finalized BRD/Marriage/RFP/BRD_Marriage_v1.9.docx
@@ -1,6 +1,6 @@
 
 <file path=word/document.xml><?xml version="1.0" encoding="utf-8"?>
-<w:document xmlns:wpc="http://schemas.microsoft.com/office/word/2010/wordprocessingCanvas" xmlns:cx="http://schemas.microsoft.com/office/drawing/2014/chartex" xmlns:cx1="http://schemas.microsoft.com/office/drawing/2015/9/8/chartex" xmlns:cx2="http://schemas.microsoft.com/office/drawing/2015/10/21/chartex" xmlns:cx3="http://schemas.microsoft.com/office/drawing/2016/5/9/chartex" xmlns:cx4="http://schemas.microsoft.com/office/drawing/2016/5/10/chartex" xmlns:cx5="http://schemas.microsoft.com/office/drawing/2016/5/11/chartex" xmlns:cx6="http://schemas.microsoft.com/office/drawing/2016/5/12/chartex" xmlns:cx7="http://schemas.microsoft.com/office/drawing/2016/5/13/chartex" xmlns:cx8="http://schemas.microsoft.com/office/drawing/2016/5/14/chartex" xmlns:mc="http://schemas.openxmlformats.org/markup-compatibility/2006" xmlns:aink="http://schemas.microsoft.com/office/drawing/2016/ink" xmlns:am3d="http://schemas.microsoft.com/office/drawing/2017/model3d" xmlns:o="urn:schemas-microsoft-com:office:office" xmlns:oel="http://schemas.microsoft.com/office/2019/extlst" xmlns:r="http://schemas.openxmlformats.org/officeDocument/2006/relationships" xmlns:m="http://schemas.openxmlformats.org/officeDocument/2006/math" xmlns:v="urn:schemas-microsoft-com:vml" xmlns:wp14="http://schemas.microsoft.com/office/word/2010/wordprocessingDrawing" xmlns:wp="http://schemas.openxmlformats.org/drawingml/2006/wordprocessingDrawing" xmlns:w10="urn:schemas-microsoft-com:office:word" xmlns:w="http://schemas.openxmlformats.org/wordprocessingml/2006/main" xmlns:w14="http://schemas.microsoft.com/office/word/2010/wordml" xmlns:w15="http://schemas.microsoft.com/office/word/2012/wordml" xmlns:w16cex="http://schemas.microsoft.com/office/word/2018/wordml/cex" xmlns:w16cid="http://schemas.microsoft.com/office/word/2016/wordml/cid" xmlns:w16="http://schemas.microsoft.com/office/word/2018/wordml" xmlns:w16du="http://schemas.microsoft.com/office/word/2023/wordml/word16du" xmlns:w16sdtdh="http://schemas.microsoft.com/office/word/2020/wordml/sdtdatahash" xmlns:w16sdtfl="http://schemas.microsoft.com/office/word/2024/wordml/sdtformatlock" xmlns:w16se="http://schemas.microsoft.com/office/word/2015/wordml/symex" xmlns:wpg="http://schemas.microsoft.com/office/word/2010/wordprocessingGroup" xmlns:wpi="http://schemas.microsoft.com/office/word/2010/wordprocessingInk" xmlns:wne="http://schemas.microsoft.com/office/word/2006/wordml" xmlns:wps="http://schemas.microsoft.com/office/word/2010/wordprocessingShape" mc:Ignorable="w14 w15 w16se w16cid w16 w16cex w16sdtdh w16sdtfl w16du wp14">
+<w:document xmlns:wpc="http://schemas.microsoft.com/office/word/2010/wordprocessingCanvas" xmlns:cx="http://schemas.microsoft.com/office/drawing/2014/chartex" xmlns:cx1="http://schemas.microsoft.com/office/drawing/2015/9/8/chartex" xmlns:mc="http://schemas.openxmlformats.org/markup-compatibility/2006" xmlns:o="urn:schemas-microsoft-com:office:office" xmlns:r="http://schemas.openxmlformats.org/officeDocument/2006/relationships" xmlns:m="http://schemas.openxmlformats.org/officeDocument/2006/math" xmlns:v="urn:schemas-microsoft-com:vml" xmlns:wp14="http://schemas.microsoft.com/office/word/2010/wordprocessingDrawing" xmlns:wp="http://schemas.openxmlformats.org/drawingml/2006/wordprocessingDrawing" xmlns:w10="urn:schemas-microsoft-com:office:word" xmlns:w="http://schemas.openxmlformats.org/wordprocessingml/2006/main" xmlns:w14="http://schemas.microsoft.com/office/word/2010/wordml" xmlns:w15="http://schemas.microsoft.com/office/word/2012/wordml" xmlns:w16se="http://schemas.microsoft.com/office/word/2015/wordml/symex" xmlns:wpg="http://schemas.microsoft.com/office/word/2010/wordprocessingGroup" xmlns:wpi="http://schemas.microsoft.com/office/word/2010/wordprocessingInk" xmlns:wne="http://schemas.microsoft.com/office/word/2006/wordml" xmlns:wps="http://schemas.microsoft.com/office/word/2010/wordprocessingShape" mc:Ignorable="w14 w15 w16se wp14">
   <w:body>
     <w:p>
       <w:pPr>
@@ -149,7 +149,7 @@
                 <w:sz w:val="24"/>
                 <w:szCs w:val="24"/>
               </w:rPr>
-              <w:t>BRD-K3-MRG-HMA-001</w:t>
+              <w:t>BRD-K3-MRG-001</w:t>
             </w:r>
           </w:p>
         </w:tc>
@@ -196,7 +196,7 @@
                 <w:sz w:val="24"/>
                 <w:szCs w:val="24"/>
               </w:rPr>
-              <w:t>1.9</w:t>
+              <w:t>1</w:t>
             </w:r>
           </w:p>
         </w:tc>
@@ -387,183 +387,6 @@
                 <w:szCs w:val="24"/>
               </w:rPr>
               <w:t>Registration of Hindu Marriage (Karnataka) Rules, 1966; Special Marriage (Karnataka) Rules, 1961</w:t>
-            </w:r>
-          </w:p>
-        </w:tc>
-      </w:tr>
-      <w:tr>
-        <w:trPr>
-          <w:jc w:val="center"/>
-        </w:trPr>
-        <w:tc>
-          <w:tcPr>
-            <w:tcW w:w="2875" w:type="dxa"/>
-          </w:tcPr>
-          <w:p>
-            <w:pPr>
-              <w:spacing w:before="20" w:after="20"/>
-              <w:rPr>
-                <w:sz w:val="24"/>
-                <w:szCs w:val="24"/>
-              </w:rPr>
-            </w:pPr>
-            <w:r>
-              <w:rPr>
-                <w:b/>
-                <w:sz w:val="24"/>
-                <w:szCs w:val="24"/>
-              </w:rPr>
-              <w:t>Related inputs</w:t>
-            </w:r>
-          </w:p>
-        </w:tc>
-        <w:tc>
-          <w:tcPr>
-            <w:tcW w:w="7339" w:type="dxa"/>
-          </w:tcPr>
-          <w:p>
-            <w:pPr>
-              <w:rPr>
-                <w:sz w:val="24"/>
-                <w:szCs w:val="24"/>
-              </w:rPr>
-            </w:pPr>
-            <w:proofErr w:type="spellStart"/>
-            <w:r>
-              <w:rPr>
-                <w:sz w:val="24"/>
-                <w:szCs w:val="24"/>
-              </w:rPr>
-              <w:t>Acts_Rules</w:t>
-            </w:r>
-            <w:proofErr w:type="spellEnd"/>
-            <w:r>
-              <w:rPr>
-                <w:sz w:val="24"/>
-                <w:szCs w:val="24"/>
-              </w:rPr>
-              <w:t xml:space="preserve">/Marriage/Hindu Marriage Act, 1955.pdf; </w:t>
-            </w:r>
-            <w:proofErr w:type="spellStart"/>
-            <w:r>
-              <w:rPr>
-                <w:sz w:val="24"/>
-                <w:szCs w:val="24"/>
-              </w:rPr>
-              <w:t>Acts_Rules</w:t>
-            </w:r>
-            <w:proofErr w:type="spellEnd"/>
-            <w:r>
-              <w:rPr>
-                <w:sz w:val="24"/>
-                <w:szCs w:val="24"/>
-              </w:rPr>
-              <w:t xml:space="preserve">/Marriage/The Special Marriage Act, 1954.pdf; Acts_Rules/Marriage/REGISTRATIONOFHINDUMARRIAGE_KARNATAKARULES_1966.docx; </w:t>
-            </w:r>
-            <w:proofErr w:type="spellStart"/>
-            <w:r>
-              <w:rPr>
-                <w:sz w:val="24"/>
-                <w:szCs w:val="24"/>
-              </w:rPr>
-              <w:t>Acts_Rules</w:t>
-            </w:r>
-            <w:proofErr w:type="spellEnd"/>
-            <w:r>
-              <w:rPr>
-                <w:sz w:val="24"/>
-                <w:szCs w:val="24"/>
-              </w:rPr>
-              <w:t>/Marriage/</w:t>
-            </w:r>
-            <w:proofErr w:type="spellStart"/>
-            <w:proofErr w:type="gramStart"/>
-            <w:r>
-              <w:rPr>
-                <w:sz w:val="24"/>
-                <w:szCs w:val="24"/>
-              </w:rPr>
-              <w:t>SpecialMarriage</w:t>
-            </w:r>
-            <w:proofErr w:type="spellEnd"/>
-            <w:r>
-              <w:rPr>
-                <w:sz w:val="24"/>
-                <w:szCs w:val="24"/>
-              </w:rPr>
-              <w:t>(</w:t>
-            </w:r>
-            <w:proofErr w:type="gramEnd"/>
-            <w:r>
-              <w:rPr>
-                <w:sz w:val="24"/>
-                <w:szCs w:val="24"/>
-              </w:rPr>
-              <w:t xml:space="preserve">Karnataka)Rules1961.pdf; </w:t>
-            </w:r>
-            <w:proofErr w:type="spellStart"/>
-            <w:r>
-              <w:rPr>
-                <w:sz w:val="24"/>
-                <w:szCs w:val="24"/>
-              </w:rPr>
-              <w:t>Acts_Rules</w:t>
-            </w:r>
-            <w:proofErr w:type="spellEnd"/>
-            <w:r>
-              <w:rPr>
-                <w:sz w:val="24"/>
-                <w:szCs w:val="24"/>
-              </w:rPr>
-              <w:t xml:space="preserve">/Marriage/SpecialMarriageFees.docx; </w:t>
-            </w:r>
-            <w:proofErr w:type="spellStart"/>
-            <w:r>
-              <w:rPr>
-                <w:sz w:val="24"/>
-                <w:szCs w:val="24"/>
-              </w:rPr>
-              <w:t>Acts_Rules</w:t>
-            </w:r>
-            <w:proofErr w:type="spellEnd"/>
-            <w:r>
-              <w:rPr>
-                <w:sz w:val="24"/>
-                <w:szCs w:val="24"/>
-              </w:rPr>
-              <w:t>/Marriage/</w:t>
-            </w:r>
-            <w:proofErr w:type="spellStart"/>
-            <w:r>
-              <w:rPr>
-                <w:sz w:val="24"/>
-                <w:szCs w:val="24"/>
-              </w:rPr>
-              <w:t>hindu</w:t>
-            </w:r>
-            <w:proofErr w:type="spellEnd"/>
-            <w:r>
-              <w:rPr>
-                <w:sz w:val="24"/>
-                <w:szCs w:val="24"/>
-              </w:rPr>
-              <w:t xml:space="preserve"> marriage forms.pdf; </w:t>
-            </w:r>
-            <w:proofErr w:type="spellStart"/>
-            <w:r>
-              <w:rPr>
-                <w:sz w:val="24"/>
-                <w:szCs w:val="24"/>
-              </w:rPr>
-              <w:t>Acts_Rules</w:t>
-            </w:r>
-            <w:proofErr w:type="spellEnd"/>
-            <w:r>
-              <w:rPr>
-                <w:sz w:val="24"/>
-                <w:szCs w:val="24"/>
-              </w:rPr>
-              <w:t>/Marriage/RD48MNMU2023-Notification-marriage.pdf</w:t>
             </w:r>
           </w:p>
         </w:tc>
@@ -979,7 +802,7 @@
                 <w:sz w:val="24"/>
                 <w:szCs w:val="24"/>
               </w:rPr>
-              <w:t>0.1</w:t>
+              <w:t>1</w:t>
             </w:r>
           </w:p>
         </w:tc>
@@ -1000,7 +823,7 @@
                 <w:sz w:val="24"/>
                 <w:szCs w:val="24"/>
               </w:rPr>
-              <w:t>[Date]</w:t>
+              <w:t>27-08-2026</w:t>
             </w:r>
           </w:p>
         </w:tc>
@@ -1042,346 +865,14 @@
                 <w:sz w:val="24"/>
                 <w:szCs w:val="24"/>
               </w:rPr>
-              <w:t>Initial template / discovery draft</w:t>
-            </w:r>
-          </w:p>
-        </w:tc>
-        <w:tc>
-          <w:tcPr>
-            <w:tcW w:w="1991" w:type="dxa"/>
-          </w:tcPr>
-          <w:p>
-            <w:pPr>
-              <w:spacing w:before="20" w:after="20"/>
-              <w:rPr>
-                <w:sz w:val="24"/>
-                <w:szCs w:val="24"/>
-              </w:rPr>
-            </w:pPr>
-            <w:r>
-              <w:rPr>
-                <w:sz w:val="24"/>
-                <w:szCs w:val="24"/>
-              </w:rPr>
-              <w:t>Prashanth</w:t>
-            </w:r>
-          </w:p>
-        </w:tc>
-      </w:tr>
-      <w:tr>
-        <w:trPr>
-          <w:jc w:val="center"/>
-        </w:trPr>
-        <w:tc>
-          <w:tcPr>
-            <w:tcW w:w="1974" w:type="dxa"/>
-          </w:tcPr>
-          <w:p>
-            <w:pPr>
-              <w:spacing w:before="20" w:after="20"/>
-              <w:rPr>
-                <w:sz w:val="24"/>
-                <w:szCs w:val="24"/>
-              </w:rPr>
-            </w:pPr>
-            <w:r>
-              <w:rPr>
-                <w:sz w:val="24"/>
-                <w:szCs w:val="24"/>
-              </w:rPr>
-              <w:t>1.7</w:t>
-            </w:r>
-          </w:p>
-        </w:tc>
-        <w:tc>
-          <w:tcPr>
-            <w:tcW w:w="1973" w:type="dxa"/>
-          </w:tcPr>
-          <w:p>
-            <w:pPr>
-              <w:spacing w:before="20" w:after="20"/>
-              <w:rPr>
-                <w:sz w:val="24"/>
-                <w:szCs w:val="24"/>
-              </w:rPr>
-            </w:pPr>
-            <w:r>
-              <w:rPr>
-                <w:sz w:val="24"/>
-                <w:szCs w:val="24"/>
-              </w:rPr>
-              <w:t>2026-08-26</w:t>
-            </w:r>
-          </w:p>
-        </w:tc>
-        <w:tc>
-          <w:tcPr>
-            <w:tcW w:w="1981" w:type="dxa"/>
-          </w:tcPr>
-          <w:p>
-            <w:pPr>
-              <w:spacing w:before="20" w:after="20"/>
-              <w:rPr>
-                <w:sz w:val="24"/>
-                <w:szCs w:val="24"/>
-              </w:rPr>
-            </w:pPr>
-            <w:r>
-              <w:rPr>
-                <w:sz w:val="24"/>
-                <w:szCs w:val="24"/>
-              </w:rPr>
-              <w:t>Nandha Kumar</w:t>
-            </w:r>
-          </w:p>
-        </w:tc>
-        <w:tc>
-          <w:tcPr>
-            <w:tcW w:w="2295" w:type="dxa"/>
-          </w:tcPr>
-          <w:p>
-            <w:pPr>
-              <w:spacing w:before="20" w:after="20"/>
-              <w:rPr>
-                <w:sz w:val="24"/>
-                <w:szCs w:val="24"/>
-              </w:rPr>
-            </w:pPr>
-            <w:r>
-              <w:rPr>
-                <w:sz w:val="24"/>
-                <w:szCs w:val="24"/>
-              </w:rPr>
-              <w:t xml:space="preserve">Removed duplicity: combined Special Marriage notice (former 7.2/7.4) and registration (former 7.3/7.5) into single workflows with conditional </w:t>
-            </w:r>
-            <w:r>
-              <w:rPr>
-                <w:sz w:val="24"/>
-                <w:szCs w:val="24"/>
-              </w:rPr>
-              <w:lastRenderedPageBreak/>
-              <w:t>branches; merged party-particulars field catalogue; dropped duplicate FR-SMA-034 and placeholder FR cross-reference sub-sections; §7 remains process authority, §8 testable requirements only</w:t>
-            </w:r>
-          </w:p>
-        </w:tc>
-        <w:tc>
-          <w:tcPr>
-            <w:tcW w:w="1991" w:type="dxa"/>
-          </w:tcPr>
-          <w:p>
-            <w:pPr>
-              <w:spacing w:before="20" w:after="20"/>
-              <w:rPr>
-                <w:sz w:val="24"/>
-                <w:szCs w:val="24"/>
-              </w:rPr>
-            </w:pPr>
-            <w:r>
-              <w:rPr>
-                <w:sz w:val="24"/>
-                <w:szCs w:val="24"/>
-              </w:rPr>
-              <w:lastRenderedPageBreak/>
-              <w:t>Prashanth</w:t>
-            </w:r>
-          </w:p>
-        </w:tc>
-      </w:tr>
-      <w:tr>
-        <w:trPr>
-          <w:jc w:val="center"/>
-        </w:trPr>
-        <w:tc>
-          <w:tcPr>
-            <w:tcW w:w="1974" w:type="dxa"/>
-          </w:tcPr>
-          <w:p>
-            <w:pPr>
-              <w:spacing w:before="20" w:after="20"/>
-              <w:rPr>
-                <w:sz w:val="24"/>
-                <w:szCs w:val="24"/>
-              </w:rPr>
-            </w:pPr>
-            <w:r>
-              <w:rPr>
-                <w:sz w:val="24"/>
-                <w:szCs w:val="24"/>
-              </w:rPr>
-              <w:t>1.8</w:t>
-            </w:r>
-          </w:p>
-        </w:tc>
-        <w:tc>
-          <w:tcPr>
-            <w:tcW w:w="1973" w:type="dxa"/>
-          </w:tcPr>
-          <w:p>
-            <w:pPr>
-              <w:spacing w:before="20" w:after="20"/>
-              <w:rPr>
-                <w:sz w:val="24"/>
-                <w:szCs w:val="24"/>
-              </w:rPr>
-            </w:pPr>
-            <w:r>
-              <w:rPr>
-                <w:sz w:val="24"/>
-                <w:szCs w:val="24"/>
-              </w:rPr>
-              <w:t>2026-08-26</w:t>
-            </w:r>
-          </w:p>
-        </w:tc>
-        <w:tc>
-          <w:tcPr>
-            <w:tcW w:w="1981" w:type="dxa"/>
-          </w:tcPr>
-          <w:p>
-            <w:pPr>
-              <w:spacing w:before="20" w:after="20"/>
-              <w:rPr>
-                <w:sz w:val="24"/>
-                <w:szCs w:val="24"/>
-              </w:rPr>
-            </w:pPr>
-            <w:r>
-              <w:rPr>
-                <w:sz w:val="24"/>
-                <w:szCs w:val="24"/>
-              </w:rPr>
-              <w:t>Nandha Kumar</w:t>
-            </w:r>
-          </w:p>
-        </w:tc>
-        <w:tc>
-          <w:tcPr>
-            <w:tcW w:w="2295" w:type="dxa"/>
-          </w:tcPr>
-          <w:p>
-            <w:pPr>
-              <w:spacing w:before="20" w:after="20"/>
-              <w:rPr>
-                <w:sz w:val="24"/>
-                <w:szCs w:val="24"/>
-              </w:rPr>
-            </w:pPr>
-            <w:r>
-              <w:rPr>
-                <w:sz w:val="24"/>
-                <w:szCs w:val="24"/>
-              </w:rPr>
-              <w:t>Added §15 Non-functional requirements — performance and scalability, security and data privacy, availability and error handling, and VAPT policy for the Marriage Registration module</w:t>
-            </w:r>
-          </w:p>
-        </w:tc>
-        <w:tc>
-          <w:tcPr>
-            <w:tcW w:w="1991" w:type="dxa"/>
-          </w:tcPr>
-          <w:p>
-            <w:pPr>
-              <w:spacing w:before="20" w:after="20"/>
-              <w:rPr>
-                <w:sz w:val="24"/>
-                <w:szCs w:val="24"/>
-              </w:rPr>
-            </w:pPr>
-            <w:r>
-              <w:rPr>
-                <w:sz w:val="24"/>
-                <w:szCs w:val="24"/>
-              </w:rPr>
-              <w:t>Prashanth</w:t>
-            </w:r>
-          </w:p>
-        </w:tc>
-      </w:tr>
-      <w:tr>
-        <w:trPr>
-          <w:jc w:val="center"/>
-        </w:trPr>
-        <w:tc>
-          <w:tcPr>
-            <w:tcW w:w="1974" w:type="dxa"/>
-          </w:tcPr>
-          <w:p>
-            <w:pPr>
-              <w:spacing w:before="20" w:after="20"/>
-              <w:rPr>
-                <w:sz w:val="24"/>
-                <w:szCs w:val="24"/>
-              </w:rPr>
-            </w:pPr>
-            <w:r>
-              <w:rPr>
-                <w:sz w:val="24"/>
-                <w:szCs w:val="24"/>
-              </w:rPr>
-              <w:t>1.9</w:t>
-            </w:r>
-          </w:p>
-        </w:tc>
-        <w:tc>
-          <w:tcPr>
-            <w:tcW w:w="1973" w:type="dxa"/>
-          </w:tcPr>
-          <w:p>
-            <w:pPr>
-              <w:spacing w:before="20" w:after="20"/>
-              <w:rPr>
-                <w:sz w:val="24"/>
-                <w:szCs w:val="24"/>
-              </w:rPr>
-            </w:pPr>
-            <w:r>
-              <w:rPr>
-                <w:sz w:val="24"/>
-                <w:szCs w:val="24"/>
-              </w:rPr>
-              <w:t>2026-08-26</w:t>
-            </w:r>
-          </w:p>
-        </w:tc>
-        <w:tc>
-          <w:tcPr>
-            <w:tcW w:w="1981" w:type="dxa"/>
-          </w:tcPr>
-          <w:p>
-            <w:pPr>
-              <w:spacing w:before="20" w:after="20"/>
-              <w:rPr>
-                <w:sz w:val="24"/>
-                <w:szCs w:val="24"/>
-              </w:rPr>
-            </w:pPr>
-            <w:r>
-              <w:rPr>
-                <w:sz w:val="24"/>
-                <w:szCs w:val="24"/>
-              </w:rPr>
-              <w:t>Nandha Kumar</w:t>
-            </w:r>
-          </w:p>
-        </w:tc>
-        <w:tc>
-          <w:tcPr>
-            <w:tcW w:w="2295" w:type="dxa"/>
-          </w:tcPr>
-          <w:p>
-            <w:pPr>
-              <w:spacing w:before="20" w:after="20"/>
-              <w:rPr>
-                <w:sz w:val="24"/>
-                <w:szCs w:val="24"/>
-              </w:rPr>
-            </w:pPr>
-            <w:r>
-              <w:rPr>
-                <w:sz w:val="24"/>
-                <w:szCs w:val="24"/>
-              </w:rPr>
-              <w:t>Added §16 Risk and Mitigation Strategy, §17 System Fallbacks &amp; Error Handling, and §18 Training and Change Management; added FR-HMA-088 (SR reassign / recall / override of DEO allocation without Helpdesk)</w:t>
+              <w:t xml:space="preserve">Initial </w:t>
+            </w:r>
+            <w:r>
+              <w:rPr>
+                <w:sz w:val="24"/>
+                <w:szCs w:val="24"/>
+              </w:rPr>
+              <w:t>BRD</w:t>
             </w:r>
           </w:p>
         </w:tc>
@@ -1956,6 +1447,54 @@
     </w:p>
     <w:p>
       <w:pPr>
+        <w:rPr>
+          <w:sz w:val="24"/>
+          <w:szCs w:val="24"/>
+        </w:rPr>
+      </w:pPr>
+    </w:p>
+    <w:p>
+      <w:pPr>
+        <w:rPr>
+          <w:sz w:val="24"/>
+          <w:szCs w:val="24"/>
+        </w:rPr>
+      </w:pPr>
+    </w:p>
+    <w:p>
+      <w:pPr>
+        <w:rPr>
+          <w:sz w:val="24"/>
+          <w:szCs w:val="24"/>
+        </w:rPr>
+      </w:pPr>
+    </w:p>
+    <w:p>
+      <w:pPr>
+        <w:rPr>
+          <w:sz w:val="24"/>
+          <w:szCs w:val="24"/>
+        </w:rPr>
+      </w:pPr>
+    </w:p>
+    <w:p>
+      <w:pPr>
+        <w:rPr>
+          <w:sz w:val="24"/>
+          <w:szCs w:val="24"/>
+        </w:rPr>
+      </w:pPr>
+    </w:p>
+    <w:p>
+      <w:pPr>
+        <w:rPr>
+          <w:sz w:val="24"/>
+          <w:szCs w:val="24"/>
+        </w:rPr>
+      </w:pPr>
+    </w:p>
+    <w:p>
+      <w:pPr>
         <w:pStyle w:val="Heading2"/>
         <w:rPr>
           <w:kern w:val="2"/>
@@ -1970,6 +1509,7 @@
           <w:sz w:val="24"/>
           <w:szCs w:val="24"/>
         </w:rPr>
+        <w:lastRenderedPageBreak/>
         <w:t>Contents</w:t>
       </w:r>
     </w:p>
@@ -2018,7 +1558,6 @@
           <w:sz w:val="24"/>
           <w:szCs w:val="24"/>
         </w:rPr>
-        <w:lastRenderedPageBreak/>
         <w:t>2.1 In scope (Hindu Marriage &amp; Special Marriage — Phase [1])</w:t>
       </w:r>
     </w:p>
@@ -2595,6 +2134,7 @@
           <w:sz w:val="24"/>
           <w:szCs w:val="24"/>
         </w:rPr>
+        <w:lastRenderedPageBreak/>
         <w:t>7.3.2.3 Application Status Model</w:t>
       </w:r>
     </w:p>
@@ -2643,7 +2183,6 @@
           <w:sz w:val="24"/>
           <w:szCs w:val="24"/>
         </w:rPr>
-        <w:lastRenderedPageBreak/>
         <w:t>8.1.1 Eligibility and module entry (FR-HMA-001–004)</w:t>
       </w:r>
     </w:p>
@@ -3139,23 +2678,7 @@
           <w:sz w:val="24"/>
           <w:szCs w:val="24"/>
         </w:rPr>
-        <w:t xml:space="preserve">8.4 </w:t>
-      </w:r>
-      <w:proofErr w:type="gramStart"/>
-      <w:r>
-        <w:rPr>
-          <w:sz w:val="24"/>
-          <w:szCs w:val="24"/>
-        </w:rPr>
-        <w:t>Post-registration</w:t>
-      </w:r>
-      <w:proofErr w:type="gramEnd"/>
-      <w:r>
-        <w:rPr>
-          <w:sz w:val="24"/>
-          <w:szCs w:val="24"/>
-        </w:rPr>
-        <w:t xml:space="preserve"> services (FR-HMA-031–035)</w:t>
+        <w:t>8.4 Post-registration services (FR-HMA-031–035)</w:t>
       </w:r>
     </w:p>
     <w:p>
@@ -3235,6 +2758,7 @@
           <w:sz w:val="24"/>
           <w:szCs w:val="24"/>
         </w:rPr>
+        <w:lastRenderedPageBreak/>
         <w:t>11. Integrations</w:t>
       </w:r>
     </w:p>
@@ -3283,7 +2807,6 @@
           <w:sz w:val="24"/>
           <w:szCs w:val="24"/>
         </w:rPr>
-        <w:lastRenderedPageBreak/>
         <w:t>12.2 Retention</w:t>
       </w:r>
     </w:p>
@@ -3591,6 +3114,22 @@
     </w:p>
     <w:p>
       <w:pPr>
+        <w:rPr>
+          <w:sz w:val="24"/>
+          <w:szCs w:val="24"/>
+        </w:rPr>
+      </w:pPr>
+    </w:p>
+    <w:p>
+      <w:pPr>
+        <w:rPr>
+          <w:sz w:val="24"/>
+          <w:szCs w:val="24"/>
+        </w:rPr>
+      </w:pPr>
+    </w:p>
+    <w:p>
+      <w:pPr>
         <w:pStyle w:val="Heading2"/>
         <w:rPr>
           <w:sz w:val="24"/>
@@ -3602,6 +3141,7 @@
           <w:sz w:val="24"/>
           <w:szCs w:val="24"/>
         </w:rPr>
+        <w:lastRenderedPageBreak/>
         <w:t>2. Scope</w:t>
       </w:r>
     </w:p>
@@ -3727,7 +3267,6 @@
           <w:sz w:val="24"/>
           <w:szCs w:val="24"/>
         </w:rPr>
-        <w:lastRenderedPageBreak/>
         <w:t xml:space="preserve">Citizen portal + SRO desk workflows: apply, pay fee, scrutiny, approve/reject, register, </w:t>
       </w:r>
       <w:r>
@@ -3789,7 +3328,23 @@
           <w:sz w:val="24"/>
           <w:szCs w:val="24"/>
         </w:rPr>
-        <w:t>Integrations: [payment, Aadhaar/</w:t>
+        <w:t xml:space="preserve">Integrations: [payment, </w:t>
+      </w:r>
+      <w:proofErr w:type="spellStart"/>
+      <w:r>
+        <w:rPr>
+          <w:sz w:val="24"/>
+          <w:szCs w:val="24"/>
+        </w:rPr>
+        <w:t>Aadhaar</w:t>
+      </w:r>
+      <w:proofErr w:type="spellEnd"/>
+      <w:r>
+        <w:rPr>
+          <w:sz w:val="24"/>
+          <w:szCs w:val="24"/>
+        </w:rPr>
+        <w:t>/</w:t>
       </w:r>
       <w:proofErr w:type="spellStart"/>
       <w:r>
@@ -4333,6 +3888,7 @@
                 <w:sz w:val="24"/>
                 <w:szCs w:val="24"/>
               </w:rPr>
+              <w:lastRenderedPageBreak/>
               <w:t>A-03</w:t>
             </w:r>
           </w:p>
@@ -4488,7 +4044,6 @@
                 <w:sz w:val="24"/>
                 <w:szCs w:val="24"/>
               </w:rPr>
-              <w:lastRenderedPageBreak/>
               <w:t>A-05</w:t>
             </w:r>
           </w:p>
@@ -4605,19 +4160,9 @@
           <w:sz w:val="24"/>
           <w:szCs w:val="24"/>
         </w:rPr>
-        <w:t xml:space="preserve">Web Content Accessibility </w:t>
+        <w:t>Web Content Accessibility Guidelines</w:t>
       </w:r>
       <w:proofErr w:type="gramStart"/>
-      <w:r>
-        <w:rPr>
-          <w:rStyle w:val="Strong"/>
-          <w:rFonts w:ascii="Arial" w:hAnsi="Arial" w:cs="Arial"/>
-          <w:b w:val="0"/>
-          <w:sz w:val="24"/>
-          <w:szCs w:val="24"/>
-        </w:rPr>
-        <w:t>Guidelines</w:t>
-      </w:r>
       <w:r>
         <w:rPr>
           <w:sz w:val="24"/>
@@ -4671,12 +4216,21 @@
           <w:szCs w:val="24"/>
         </w:rPr>
       </w:pPr>
+      <w:proofErr w:type="spellStart"/>
       <w:r>
         <w:rPr>
           <w:sz w:val="24"/>
           <w:szCs w:val="24"/>
         </w:rPr>
-        <w:t xml:space="preserve">Aadhaar / </w:t>
+        <w:t>Aadhaar</w:t>
+      </w:r>
+      <w:proofErr w:type="spellEnd"/>
+      <w:r>
+        <w:rPr>
+          <w:sz w:val="24"/>
+          <w:szCs w:val="24"/>
+        </w:rPr>
+        <w:t xml:space="preserve"> / </w:t>
       </w:r>
       <w:proofErr w:type="spellStart"/>
       <w:r>
@@ -5444,6 +4998,7 @@
                 <w:sz w:val="24"/>
                 <w:szCs w:val="24"/>
               </w:rPr>
+              <w:lastRenderedPageBreak/>
               <w:t>Notice of Intended Marriage (Second Schedule)</w:t>
             </w:r>
           </w:p>
@@ -5608,7 +5163,6 @@
                 <w:sz w:val="24"/>
                 <w:szCs w:val="24"/>
               </w:rPr>
-              <w:lastRenderedPageBreak/>
               <w:t>Certificate of Marriage (Fourth Schedule)</w:t>
             </w:r>
           </w:p>
@@ -6463,15 +6017,7 @@
                 <w:sz w:val="24"/>
                 <w:szCs w:val="24"/>
               </w:rPr>
-              <w:t>e-</w:t>
-            </w:r>
-            <w:proofErr w:type="gramStart"/>
-            <w:r>
-              <w:rPr>
-                <w:sz w:val="24"/>
-                <w:szCs w:val="24"/>
-              </w:rPr>
-              <w:t xml:space="preserve">Payment,  </w:t>
+              <w:t xml:space="preserve">e-Payment,  </w:t>
             </w:r>
             <w:r>
               <w:rPr>
@@ -6480,7 +6026,6 @@
               </w:rPr>
               <w:t>Reconciliation</w:t>
             </w:r>
-            <w:proofErr w:type="gramEnd"/>
           </w:p>
         </w:tc>
         <w:tc>
@@ -6801,6 +6346,7 @@
                 <w:sz w:val="24"/>
                 <w:szCs w:val="24"/>
               </w:rPr>
+              <w:lastRenderedPageBreak/>
               <w:t>Memorandum</w:t>
             </w:r>
           </w:p>
@@ -7067,7 +6613,6 @@
                 <w:sz w:val="24"/>
                 <w:szCs w:val="24"/>
               </w:rPr>
-              <w:lastRenderedPageBreak/>
               <w:t>Hindu Marriage Offline</w:t>
             </w:r>
           </w:p>
@@ -7630,6 +7175,7 @@
           <w:sz w:val="24"/>
           <w:szCs w:val="24"/>
         </w:rPr>
+        <w:lastRenderedPageBreak/>
         <w:t xml:space="preserve">6. Current state </w:t>
       </w:r>
     </w:p>
@@ -7694,7 +7240,6 @@
               </w:rPr>
             </w:pPr>
             <w:proofErr w:type="spellStart"/>
-            <w:proofErr w:type="gramStart"/>
             <w:r>
               <w:rPr>
                 <w:b/>
@@ -7704,7 +7249,6 @@
               <w:t>Sr.No</w:t>
             </w:r>
             <w:proofErr w:type="spellEnd"/>
-            <w:proofErr w:type="gramEnd"/>
           </w:p>
         </w:tc>
         <w:tc>
@@ -7879,7 +7423,6 @@
                 <w:sz w:val="24"/>
                 <w:szCs w:val="24"/>
               </w:rPr>
-              <w:lastRenderedPageBreak/>
               <w:t>2</w:t>
             </w:r>
           </w:p>
@@ -8600,7 +8143,15 @@
                 <w:sz w:val="24"/>
                 <w:szCs w:val="24"/>
               </w:rPr>
-              <w:t>The system accepts or fails unclearly on password-protected documents instead of blocking them with a clear message.</w:t>
+              <w:t xml:space="preserve">The system accepts or fails unclearly on password-protected documents instead </w:t>
+            </w:r>
+            <w:r>
+              <w:rPr>
+                <w:sz w:val="24"/>
+                <w:szCs w:val="24"/>
+              </w:rPr>
+              <w:lastRenderedPageBreak/>
+              <w:t>of blocking them with a clear message.</w:t>
             </w:r>
           </w:p>
         </w:tc>
@@ -8620,6 +8171,7 @@
                 <w:sz w:val="24"/>
                 <w:szCs w:val="24"/>
               </w:rPr>
+              <w:lastRenderedPageBreak/>
               <w:t>Discussion</w:t>
             </w:r>
           </w:p>
@@ -8770,15 +8322,7 @@
                 <w:sz w:val="24"/>
                 <w:szCs w:val="24"/>
               </w:rPr>
-              <w:t xml:space="preserve">There is no dashboard showing daily registration </w:t>
-            </w:r>
-            <w:r>
-              <w:rPr>
-                <w:sz w:val="24"/>
-                <w:szCs w:val="24"/>
-              </w:rPr>
-              <w:lastRenderedPageBreak/>
-              <w:t>count, pending applications, or processed applications.</w:t>
+              <w:t>There is no dashboard showing daily registration count, pending applications, or processed applications.</w:t>
             </w:r>
           </w:p>
         </w:tc>
@@ -8798,7 +8342,6 @@
                 <w:sz w:val="24"/>
                 <w:szCs w:val="24"/>
               </w:rPr>
-              <w:lastRenderedPageBreak/>
               <w:t>Discussion</w:t>
             </w:r>
           </w:p>
@@ -9249,6 +8792,7 @@
                 <w:sz w:val="24"/>
                 <w:szCs w:val="24"/>
               </w:rPr>
+              <w:lastRenderedPageBreak/>
               <w:t>18</w:t>
             </w:r>
           </w:p>
@@ -9374,15 +8918,7 @@
                 <w:sz w:val="24"/>
                 <w:szCs w:val="24"/>
               </w:rPr>
-              <w:t xml:space="preserve">There is no usable provision to add cross-references to a registered marriage. Multiple </w:t>
-            </w:r>
-            <w:r>
-              <w:rPr>
-                <w:sz w:val="24"/>
-                <w:szCs w:val="24"/>
-              </w:rPr>
-              <w:lastRenderedPageBreak/>
-              <w:t>recent tickets (May–Jun 2026) request this repeatedly.</w:t>
+              <w:t>There is no usable provision to add cross-references to a registered marriage. Multiple recent tickets (May–Jun 2026) request this repeatedly.</w:t>
             </w:r>
           </w:p>
         </w:tc>
@@ -9402,7 +8938,6 @@
                 <w:sz w:val="24"/>
                 <w:szCs w:val="24"/>
               </w:rPr>
-              <w:lastRenderedPageBreak/>
               <w:t>Service Desk</w:t>
             </w:r>
           </w:p>
@@ -9824,26 +9359,35 @@
                 <w:sz w:val="24"/>
                 <w:szCs w:val="24"/>
               </w:rPr>
-              <w:t>, Payment (post-approval), Tracking</w:t>
-            </w:r>
-          </w:p>
-        </w:tc>
-        <w:tc>
-          <w:tcPr>
-            <w:tcW w:w="2556" w:type="dxa"/>
-          </w:tcPr>
-          <w:p>
-            <w:pPr>
-              <w:rPr>
-                <w:sz w:val="24"/>
-                <w:szCs w:val="24"/>
-              </w:rPr>
-            </w:pPr>
-            <w:r>
-              <w:rPr>
-                <w:sz w:val="24"/>
-                <w:szCs w:val="24"/>
-              </w:rPr>
+              <w:t xml:space="preserve">, Payment </w:t>
+            </w:r>
+            <w:r>
+              <w:rPr>
+                <w:sz w:val="24"/>
+                <w:szCs w:val="24"/>
+              </w:rPr>
+              <w:lastRenderedPageBreak/>
+              <w:t>(post-approval), Tracking</w:t>
+            </w:r>
+          </w:p>
+        </w:tc>
+        <w:tc>
+          <w:tcPr>
+            <w:tcW w:w="2556" w:type="dxa"/>
+          </w:tcPr>
+          <w:p>
+            <w:pPr>
+              <w:rPr>
+                <w:sz w:val="24"/>
+                <w:szCs w:val="24"/>
+              </w:rPr>
+            </w:pPr>
+            <w:r>
+              <w:rPr>
+                <w:sz w:val="24"/>
+                <w:szCs w:val="24"/>
+              </w:rPr>
+              <w:lastRenderedPageBreak/>
               <w:t>Verification, DSC</w:t>
             </w:r>
           </w:p>
@@ -9973,7 +9517,6 @@
           <w:sz w:val="24"/>
           <w:szCs w:val="24"/>
         </w:rPr>
-        <w:lastRenderedPageBreak/>
         <w:t>7.1.2 Process Diagram</w:t>
       </w:r>
     </w:p>
@@ -10164,6 +9707,7 @@
           <w:sz w:val="24"/>
           <w:szCs w:val="24"/>
         </w:rPr>
+        <w:lastRenderedPageBreak/>
         <w:t>7.1.2.2 Online</w:t>
       </w:r>
     </w:p>
@@ -10366,7 +9910,6 @@
                 <w:sz w:val="24"/>
                 <w:szCs w:val="24"/>
               </w:rPr>
-              <w:lastRenderedPageBreak/>
               <w:t>7</w:t>
             </w:r>
           </w:p>
@@ -10762,6 +10305,7 @@
                 <w:sz w:val="24"/>
                 <w:szCs w:val="24"/>
               </w:rPr>
+              <w:lastRenderedPageBreak/>
               <w:t>11</w:t>
             </w:r>
           </w:p>
@@ -10822,17 +10366,8 @@
                 <w:sz w:val="24"/>
                 <w:szCs w:val="24"/>
               </w:rPr>
-              <w:t xml:space="preserve">Approve or </w:t>
-            </w:r>
-            <w:proofErr w:type="gramStart"/>
-            <w:r>
-              <w:rPr>
-                <w:sz w:val="24"/>
-                <w:szCs w:val="24"/>
-              </w:rPr>
-              <w:t>Reject</w:t>
-            </w:r>
-            <w:proofErr w:type="gramEnd"/>
+              <w:t>Approve or Reject</w:t>
+            </w:r>
           </w:p>
         </w:tc>
       </w:tr>
@@ -11512,17 +11047,8 @@
                 <w:sz w:val="24"/>
                 <w:szCs w:val="24"/>
               </w:rPr>
-              <w:t xml:space="preserve">Approve or </w:t>
-            </w:r>
-            <w:proofErr w:type="gramStart"/>
-            <w:r>
-              <w:rPr>
-                <w:sz w:val="24"/>
-                <w:szCs w:val="24"/>
-              </w:rPr>
-              <w:t>Reject</w:t>
-            </w:r>
-            <w:proofErr w:type="gramEnd"/>
+              <w:t>Approve or Reject</w:t>
+            </w:r>
           </w:p>
         </w:tc>
       </w:tr>
@@ -12104,17 +11630,8 @@
                 <w:sz w:val="24"/>
                 <w:szCs w:val="24"/>
               </w:rPr>
-              <w:t xml:space="preserve">Approve or </w:t>
-            </w:r>
-            <w:proofErr w:type="gramStart"/>
-            <w:r>
-              <w:rPr>
-                <w:sz w:val="24"/>
-                <w:szCs w:val="24"/>
-              </w:rPr>
-              <w:t>Reject</w:t>
-            </w:r>
-            <w:proofErr w:type="gramEnd"/>
+              <w:t>Approve or Reject</w:t>
+            </w:r>
           </w:p>
         </w:tc>
       </w:tr>
@@ -12653,23 +12170,7 @@
                 <w:sz w:val="24"/>
                 <w:szCs w:val="24"/>
               </w:rPr>
-              <w:t xml:space="preserve">Online or </w:t>
-            </w:r>
-            <w:proofErr w:type="gramStart"/>
-            <w:r>
-              <w:rPr>
-                <w:sz w:val="24"/>
-                <w:szCs w:val="24"/>
-              </w:rPr>
-              <w:t>Offline</w:t>
-            </w:r>
-            <w:proofErr w:type="gramEnd"/>
-            <w:r>
-              <w:rPr>
-                <w:sz w:val="24"/>
-                <w:szCs w:val="24"/>
-              </w:rPr>
-              <w:t xml:space="preserve"> chosen (before prerequisites)</w:t>
+              <w:t>Online or Offline chosen (before prerequisites)</w:t>
             </w:r>
           </w:p>
         </w:tc>
@@ -14664,23 +14165,7 @@
                 <w:sz w:val="24"/>
                 <w:szCs w:val="24"/>
               </w:rPr>
-              <w:t xml:space="preserve">SR verification; System </w:t>
-            </w:r>
-            <w:proofErr w:type="gramStart"/>
-            <w:r>
-              <w:rPr>
-                <w:sz w:val="24"/>
-                <w:szCs w:val="24"/>
-              </w:rPr>
-              <w:t>notice</w:t>
-            </w:r>
-            <w:proofErr w:type="gramEnd"/>
-            <w:r>
-              <w:rPr>
-                <w:sz w:val="24"/>
-                <w:szCs w:val="24"/>
-              </w:rPr>
-              <w:t xml:space="preserve"> generation (no DEO / appointment)</w:t>
+              <w:t>SR verification; System notice generation (no DEO / appointment)</w:t>
             </w:r>
           </w:p>
         </w:tc>
@@ -14995,24 +14480,27 @@
     </w:p>
     <w:p>
       <w:pPr>
-        <w:jc w:val="center"/>
-        <w:rPr>
-          <w:sz w:val="24"/>
-          <w:szCs w:val="24"/>
+        <w:spacing w:before="100" w:beforeAutospacing="1" w:after="100" w:afterAutospacing="1" w:line="240" w:lineRule="auto"/>
+        <w:rPr>
+          <w:rFonts w:ascii="Times New Roman" w:eastAsia="Times New Roman" w:hAnsi="Times New Roman" w:cs="Times New Roman"/>
+          <w:sz w:val="24"/>
+          <w:szCs w:val="24"/>
+          <w:lang w:val="en-IN" w:eastAsia="en-IN"/>
         </w:rPr>
       </w:pPr>
       <w:r>
         <w:rPr>
+          <w:rFonts w:ascii="Times New Roman" w:eastAsia="Times New Roman" w:hAnsi="Times New Roman" w:cs="Times New Roman"/>
           <w:noProof/>
           <w:sz w:val="24"/>
           <w:szCs w:val="24"/>
           <w:lang w:val="en-IN" w:eastAsia="en-IN"/>
         </w:rPr>
         <w:drawing>
-          <wp:inline distT="0" distB="0" distL="0" distR="0" wp14:anchorId="34A3D2A8" wp14:editId="0BD534B3">
-            <wp:extent cx="5669280" cy="5935176"/>
+          <wp:inline distT="0" distB="0" distL="0" distR="0" wp14:anchorId="2E0779CA" wp14:editId="4EAFEEB9">
+            <wp:extent cx="6502384" cy="3779410"/>
             <wp:effectExtent l="0" t="0" r="0" b="0"/>
-            <wp:docPr id="3" name="Picture 3"/>
+            <wp:docPr id="6" name="Picture 6" descr="E:\MVP\Kaveri 3.0\Source Code\Kaveri 3 Plan\Finalized BRD\Marriage\RFP\Process Diagrams\Special Marriage\Special_Marriage_Online.png"/>
             <wp:cNvGraphicFramePr>
               <a:graphicFrameLocks xmlns:a="http://schemas.openxmlformats.org/drawingml/2006/main" noChangeAspect="1"/>
             </wp:cNvGraphicFramePr>
@@ -15020,23 +14508,36 @@
               <a:graphicData uri="http://schemas.openxmlformats.org/drawingml/2006/picture">
                 <pic:pic xmlns:pic="http://schemas.openxmlformats.org/drawingml/2006/picture">
                   <pic:nvPicPr>
-                    <pic:cNvPr id="0" name="image.png"/>
-                    <pic:cNvPicPr/>
+                    <pic:cNvPr id="0" name="Picture 1" descr="E:\MVP\Kaveri 3.0\Source Code\Kaveri 3 Plan\Finalized BRD\Marriage\RFP\Process Diagrams\Special Marriage\Special_Marriage_Online.png"/>
+                    <pic:cNvPicPr>
+                      <a:picLocks noChangeAspect="1" noChangeArrowheads="1"/>
+                    </pic:cNvPicPr>
                   </pic:nvPicPr>
                   <pic:blipFill>
-                    <a:blip r:embed="rId8"/>
+                    <a:blip r:embed="rId8">
+                      <a:extLst>
+                        <a:ext uri="{28A0092B-C50C-407E-A947-70E740481C1C}">
+                          <a14:useLocalDpi xmlns:a14="http://schemas.microsoft.com/office/drawing/2010/main" val="0"/>
+                        </a:ext>
+                      </a:extLst>
+                    </a:blip>
+                    <a:srcRect/>
                     <a:stretch>
                       <a:fillRect/>
                     </a:stretch>
                   </pic:blipFill>
-                  <pic:spPr>
+                  <pic:spPr bwMode="auto">
                     <a:xfrm>
                       <a:off x="0" y="0"/>
-                      <a:ext cx="5669280" cy="5935176"/>
+                      <a:ext cx="6555718" cy="3810409"/>
                     </a:xfrm>
                     <a:prstGeom prst="rect">
                       <a:avLst/>
                     </a:prstGeom>
+                    <a:noFill/>
+                    <a:ln>
+                      <a:noFill/>
+                    </a:ln>
                   </pic:spPr>
                 </pic:pic>
               </a:graphicData>
@@ -15044,6 +14545,15 @@
           </wp:inline>
         </w:drawing>
       </w:r>
+    </w:p>
+    <w:p>
+      <w:pPr>
+        <w:jc w:val="center"/>
+        <w:rPr>
+          <w:sz w:val="24"/>
+          <w:szCs w:val="24"/>
+        </w:rPr>
+      </w:pPr>
     </w:p>
     <w:p>
       <w:pPr>
@@ -15287,7 +14797,6 @@
                 <w:sz w:val="24"/>
                 <w:szCs w:val="24"/>
               </w:rPr>
-              <w:lastRenderedPageBreak/>
               <w:t>9</w:t>
             </w:r>
           </w:p>
@@ -15512,17 +15021,8 @@
                 <w:sz w:val="24"/>
                 <w:szCs w:val="24"/>
               </w:rPr>
-              <w:t xml:space="preserve">Approve or </w:t>
-            </w:r>
-            <w:proofErr w:type="gramStart"/>
-            <w:r>
-              <w:rPr>
-                <w:sz w:val="24"/>
-                <w:szCs w:val="24"/>
-              </w:rPr>
-              <w:t>Reject</w:t>
-            </w:r>
-            <w:proofErr w:type="gramEnd"/>
+              <w:t>Approve or Reject</w:t>
+            </w:r>
           </w:p>
         </w:tc>
       </w:tr>
@@ -15543,6 +15043,7 @@
                 <w:sz w:val="24"/>
                 <w:szCs w:val="24"/>
               </w:rPr>
+              <w:lastRenderedPageBreak/>
               <w:t>11a</w:t>
             </w:r>
           </w:p>
@@ -16078,24 +15579,28 @@
     </w:p>
     <w:p>
       <w:pPr>
-        <w:jc w:val="center"/>
-        <w:rPr>
-          <w:sz w:val="24"/>
-          <w:szCs w:val="24"/>
+        <w:spacing w:before="100" w:beforeAutospacing="1" w:after="100" w:afterAutospacing="1" w:line="240" w:lineRule="auto"/>
+        <w:rPr>
+          <w:rFonts w:ascii="Times New Roman" w:eastAsia="Times New Roman" w:hAnsi="Times New Roman" w:cs="Times New Roman"/>
+          <w:sz w:val="24"/>
+          <w:szCs w:val="24"/>
+          <w:lang w:val="en-IN" w:eastAsia="en-IN"/>
         </w:rPr>
       </w:pPr>
+      <w:bookmarkStart w:id="0" w:name="_GoBack"/>
       <w:r>
         <w:rPr>
+          <w:rFonts w:ascii="Times New Roman" w:eastAsia="Times New Roman" w:hAnsi="Times New Roman" w:cs="Times New Roman"/>
           <w:noProof/>
           <w:sz w:val="24"/>
           <w:szCs w:val="24"/>
           <w:lang w:val="en-IN" w:eastAsia="en-IN"/>
         </w:rPr>
         <w:drawing>
-          <wp:inline distT="0" distB="0" distL="0" distR="0" wp14:anchorId="0D537D50" wp14:editId="56FB2813">
-            <wp:extent cx="5669280" cy="5935176"/>
-            <wp:effectExtent l="0" t="0" r="0" b="0"/>
-            <wp:docPr id="4" name="Picture 4"/>
+          <wp:inline distT="0" distB="0" distL="0" distR="0" wp14:anchorId="15F4E1DA" wp14:editId="591F3F65">
+            <wp:extent cx="6441412" cy="4758151"/>
+            <wp:effectExtent l="0" t="0" r="0" b="4445"/>
+            <wp:docPr id="7" name="Picture 7" descr="E:\MVP\Kaveri 3.0\Source Code\Kaveri 3 Plan\Finalized BRD\Marriage\RFP\Process Diagrams\Special Marriage\Special_Marriage_Offline.png"/>
             <wp:cNvGraphicFramePr>
               <a:graphicFrameLocks xmlns:a="http://schemas.openxmlformats.org/drawingml/2006/main" noChangeAspect="1"/>
             </wp:cNvGraphicFramePr>
@@ -16103,23 +15608,36 @@
               <a:graphicData uri="http://schemas.openxmlformats.org/drawingml/2006/picture">
                 <pic:pic xmlns:pic="http://schemas.openxmlformats.org/drawingml/2006/picture">
                   <pic:nvPicPr>
-                    <pic:cNvPr id="0" name="image.png"/>
-                    <pic:cNvPicPr/>
+                    <pic:cNvPr id="0" name="Picture 3" descr="E:\MVP\Kaveri 3.0\Source Code\Kaveri 3 Plan\Finalized BRD\Marriage\RFP\Process Diagrams\Special Marriage\Special_Marriage_Offline.png"/>
+                    <pic:cNvPicPr>
+                      <a:picLocks noChangeAspect="1" noChangeArrowheads="1"/>
+                    </pic:cNvPicPr>
                   </pic:nvPicPr>
                   <pic:blipFill>
-                    <a:blip r:embed="rId9"/>
+                    <a:blip r:embed="rId9">
+                      <a:extLst>
+                        <a:ext uri="{28A0092B-C50C-407E-A947-70E740481C1C}">
+                          <a14:useLocalDpi xmlns:a14="http://schemas.microsoft.com/office/drawing/2010/main" val="0"/>
+                        </a:ext>
+                      </a:extLst>
+                    </a:blip>
+                    <a:srcRect/>
                     <a:stretch>
                       <a:fillRect/>
                     </a:stretch>
                   </pic:blipFill>
-                  <pic:spPr>
+                  <pic:spPr bwMode="auto">
                     <a:xfrm>
                       <a:off x="0" y="0"/>
-                      <a:ext cx="5669280" cy="5935176"/>
+                      <a:ext cx="6481396" cy="4787686"/>
                     </a:xfrm>
                     <a:prstGeom prst="rect">
                       <a:avLst/>
                     </a:prstGeom>
+                    <a:noFill/>
+                    <a:ln>
+                      <a:noFill/>
+                    </a:ln>
                   </pic:spPr>
                 </pic:pic>
               </a:graphicData>
@@ -16127,6 +15645,16 @@
           </wp:inline>
         </w:drawing>
       </w:r>
+      <w:bookmarkEnd w:id="0"/>
+    </w:p>
+    <w:p>
+      <w:pPr>
+        <w:jc w:val="center"/>
+        <w:rPr>
+          <w:sz w:val="24"/>
+          <w:szCs w:val="24"/>
+        </w:rPr>
+      </w:pPr>
     </w:p>
     <w:p>
       <w:pPr>
@@ -16453,7 +15981,6 @@
                 <w:sz w:val="24"/>
                 <w:szCs w:val="24"/>
               </w:rPr>
-              <w:lastRenderedPageBreak/>
               <w:t>10</w:t>
             </w:r>
           </w:p>
@@ -16596,17 +16123,8 @@
                 <w:sz w:val="24"/>
                 <w:szCs w:val="24"/>
               </w:rPr>
-              <w:t xml:space="preserve">Approve or </w:t>
-            </w:r>
-            <w:proofErr w:type="gramStart"/>
-            <w:r>
-              <w:rPr>
-                <w:sz w:val="24"/>
-                <w:szCs w:val="24"/>
-              </w:rPr>
-              <w:t>Reject</w:t>
-            </w:r>
-            <w:proofErr w:type="gramEnd"/>
+              <w:t>Approve or Reject</w:t>
+            </w:r>
           </w:p>
         </w:tc>
       </w:tr>
@@ -16627,6 +16145,7 @@
                 <w:sz w:val="24"/>
                 <w:szCs w:val="24"/>
               </w:rPr>
+              <w:lastRenderedPageBreak/>
               <w:t>11a</w:t>
             </w:r>
           </w:p>
@@ -17785,7 +17304,7 @@
                 <w:sz w:val="24"/>
                 <w:szCs w:val="24"/>
               </w:rPr>
-              <w:t xml:space="preserve">Bride / bridegroom particulars saved (Online: e-KYC / Face </w:t>
+              <w:t xml:space="preserve">Bride / bridegroom particulars saved (Online: e-KYC / Face Authentication where Aadhaar available). Other Forms only: marriage details (date </w:t>
             </w:r>
             <w:r>
               <w:rPr>
@@ -17793,7 +17312,7 @@
                 <w:szCs w:val="24"/>
               </w:rPr>
               <w:lastRenderedPageBreak/>
-              <w:t>Authentication where Aadhaar available). Other Forms only: marriage details (date / place / ceremony) also saved</w:t>
+              <w:t>/ place / ceremony) also saved</w:t>
             </w:r>
           </w:p>
         </w:tc>
@@ -18774,28 +18293,35 @@
                 <w:sz w:val="24"/>
                 <w:szCs w:val="24"/>
               </w:rPr>
+              <w:t>Notice valid for registration</w:t>
+            </w:r>
+          </w:p>
+        </w:tc>
+        <w:tc>
+          <w:tcPr>
+            <w:tcW w:w="2488" w:type="dxa"/>
+          </w:tcPr>
+          <w:p>
+            <w:pPr>
+              <w:rPr>
+                <w:sz w:val="24"/>
+                <w:szCs w:val="24"/>
+              </w:rPr>
+            </w:pPr>
+            <w:r>
+              <w:rPr>
+                <w:sz w:val="24"/>
+                <w:szCs w:val="24"/>
+              </w:rPr>
+              <w:t xml:space="preserve">Path-specific: Intended Marriage — notice ≥ 30 and ≤ 90 days with no valid objection; Other Forms — notice </w:t>
+            </w:r>
+            <w:r>
+              <w:rPr>
+                <w:sz w:val="24"/>
+                <w:szCs w:val="24"/>
+              </w:rPr>
               <w:lastRenderedPageBreak/>
-              <w:t>Notice valid for registration</w:t>
-            </w:r>
-          </w:p>
-        </w:tc>
-        <w:tc>
-          <w:tcPr>
-            <w:tcW w:w="2488" w:type="dxa"/>
-          </w:tcPr>
-          <w:p>
-            <w:pPr>
-              <w:rPr>
-                <w:sz w:val="24"/>
-                <w:szCs w:val="24"/>
-              </w:rPr>
-            </w:pPr>
-            <w:r>
-              <w:rPr>
-                <w:sz w:val="24"/>
-                <w:szCs w:val="24"/>
-              </w:rPr>
-              <w:t>Path-specific: Intended Marriage — notice ≥ 30 and ≤ 90 days with no valid objection; Other Forms — notice ≥ 30 days with no valid objection</w:t>
+              <w:t>≥ 30 days with no valid objection</w:t>
             </w:r>
           </w:p>
         </w:tc>
@@ -18815,6 +18341,7 @@
                 <w:sz w:val="24"/>
                 <w:szCs w:val="24"/>
               </w:rPr>
+              <w:lastRenderedPageBreak/>
               <w:t>Citizen</w:t>
             </w:r>
           </w:p>
@@ -20425,17 +19952,8 @@
                 <w:sz w:val="24"/>
                 <w:szCs w:val="24"/>
               </w:rPr>
-              <w:t xml:space="preserve">Approve or </w:t>
-            </w:r>
-            <w:proofErr w:type="gramStart"/>
-            <w:r>
-              <w:rPr>
-                <w:sz w:val="24"/>
-                <w:szCs w:val="24"/>
-              </w:rPr>
-              <w:t>Reject</w:t>
-            </w:r>
-            <w:proofErr w:type="gramEnd"/>
+              <w:t>Approve or Reject</w:t>
+            </w:r>
           </w:p>
         </w:tc>
       </w:tr>
@@ -24252,23 +23770,7 @@
                 <w:sz w:val="24"/>
                 <w:szCs w:val="24"/>
               </w:rPr>
-              <w:t xml:space="preserve">, </w:t>
-            </w:r>
-            <w:proofErr w:type="gramStart"/>
-            <w:r>
-              <w:rPr>
-                <w:sz w:val="24"/>
-                <w:szCs w:val="24"/>
-              </w:rPr>
-              <w:t>Shall</w:t>
-            </w:r>
-            <w:proofErr w:type="gramEnd"/>
-            <w:r>
-              <w:rPr>
-                <w:sz w:val="24"/>
-                <w:szCs w:val="24"/>
-              </w:rPr>
-              <w:t xml:space="preserve"> be imported through </w:t>
+              <w:t xml:space="preserve">, Shall be imported through </w:t>
             </w:r>
             <w:r>
               <w:rPr>
@@ -25498,23 +25000,7 @@
                 <w:sz w:val="24"/>
                 <w:szCs w:val="24"/>
               </w:rPr>
-              <w:t xml:space="preserve">Cross-check DOB, </w:t>
-            </w:r>
-            <w:proofErr w:type="gramStart"/>
-            <w:r>
-              <w:rPr>
-                <w:sz w:val="24"/>
-                <w:szCs w:val="24"/>
-              </w:rPr>
-              <w:t>Shall</w:t>
-            </w:r>
-            <w:proofErr w:type="gramEnd"/>
-            <w:r>
-              <w:rPr>
-                <w:sz w:val="24"/>
-                <w:szCs w:val="24"/>
-              </w:rPr>
-              <w:t xml:space="preserve"> be imported through </w:t>
+              <w:t xml:space="preserve">Cross-check DOB, Shall be imported through </w:t>
             </w:r>
             <w:r>
               <w:rPr>
@@ -26325,23 +25811,7 @@
                 <w:sz w:val="24"/>
                 <w:szCs w:val="24"/>
               </w:rPr>
-              <w:t xml:space="preserve">Each witness: full name, blood relation if any, age, current </w:t>
-            </w:r>
-            <w:proofErr w:type="gramStart"/>
-            <w:r>
-              <w:rPr>
-                <w:sz w:val="24"/>
-                <w:szCs w:val="24"/>
-              </w:rPr>
-              <w:t>and  residence</w:t>
-            </w:r>
-            <w:proofErr w:type="gramEnd"/>
-            <w:r>
-              <w:rPr>
-                <w:sz w:val="24"/>
-                <w:szCs w:val="24"/>
-              </w:rPr>
-              <w:t>, address, signature + date</w:t>
+              <w:t>Each witness: full name, blood relation if any, age, current and  residence, address, signature + date</w:t>
             </w:r>
           </w:p>
         </w:tc>
@@ -26763,23 +26233,7 @@
                 <w:sz w:val="24"/>
                 <w:szCs w:val="24"/>
               </w:rPr>
-              <w:t xml:space="preserve">Cross-check DOB, </w:t>
-            </w:r>
-            <w:proofErr w:type="gramStart"/>
-            <w:r>
-              <w:rPr>
-                <w:sz w:val="24"/>
-                <w:szCs w:val="24"/>
-              </w:rPr>
-              <w:t>Shall</w:t>
-            </w:r>
-            <w:proofErr w:type="gramEnd"/>
-            <w:r>
-              <w:rPr>
-                <w:sz w:val="24"/>
-                <w:szCs w:val="24"/>
-              </w:rPr>
-              <w:t xml:space="preserve"> be imported through </w:t>
+              <w:t xml:space="preserve">Cross-check DOB, Shall be imported through </w:t>
             </w:r>
             <w:r>
               <w:rPr>
@@ -27999,15 +27453,7 @@
                 <w:sz w:val="24"/>
                 <w:szCs w:val="24"/>
               </w:rPr>
-              <w:t xml:space="preserve">Document checklist: [age proof, address proof, divorce decree if </w:t>
-            </w:r>
-            <w:proofErr w:type="gramStart"/>
-            <w:r>
-              <w:rPr>
-                <w:sz w:val="24"/>
-                <w:szCs w:val="24"/>
-              </w:rPr>
-              <w:t xml:space="preserve">applicable </w:t>
+              <w:t xml:space="preserve">Document checklist: [age proof, address proof, divorce decree if applicable </w:t>
             </w:r>
             <w:r>
               <w:rPr>
@@ -28016,7 +27462,6 @@
               </w:rPr>
               <w:t>]</w:t>
             </w:r>
-            <w:proofErr w:type="gramEnd"/>
           </w:p>
         </w:tc>
         <w:tc>
@@ -31493,23 +30938,7 @@
                 <w:sz w:val="24"/>
                 <w:szCs w:val="24"/>
               </w:rPr>
-              <w:t xml:space="preserve">Printout shall carry application reference, appointment details and a machine-readable identifier </w:t>
-            </w:r>
-            <w:proofErr w:type="gramStart"/>
-            <w:r>
-              <w:rPr>
-                <w:sz w:val="24"/>
-                <w:szCs w:val="24"/>
-              </w:rPr>
-              <w:t>( QR</w:t>
-            </w:r>
-            <w:proofErr w:type="gramEnd"/>
-            <w:r>
-              <w:rPr>
-                <w:sz w:val="24"/>
-                <w:szCs w:val="24"/>
-              </w:rPr>
-              <w:t>) for retrieval at the counter</w:t>
+              <w:t>Printout shall carry application reference, appointment details and a machine-readable identifier ( QR) for retrieval at the counter</w:t>
             </w:r>
           </w:p>
         </w:tc>
@@ -32228,7 +31657,6 @@
                 <w:sz w:val="24"/>
                 <w:szCs w:val="24"/>
               </w:rPr>
-              <w:lastRenderedPageBreak/>
               <w:t>FR-HMA-088</w:t>
             </w:r>
           </w:p>
@@ -39197,23 +38625,7 @@
                 <w:sz w:val="24"/>
                 <w:szCs w:val="24"/>
               </w:rPr>
-              <w:t xml:space="preserve">Three </w:t>
-            </w:r>
-            <w:proofErr w:type="gramStart"/>
-            <w:r>
-              <w:rPr>
-                <w:sz w:val="24"/>
-                <w:szCs w:val="24"/>
-              </w:rPr>
-              <w:t>witnesses</w:t>
-            </w:r>
-            <w:proofErr w:type="gramEnd"/>
-            <w:r>
-              <w:rPr>
-                <w:sz w:val="24"/>
-                <w:szCs w:val="24"/>
-              </w:rPr>
-              <w:t xml:space="preserve"> mandatory before declaration / solemnization (not before visit scheduling)</w:t>
+              <w:t>Three witnesses mandatory before declaration / solemnization (not before visit scheduling)</w:t>
             </w:r>
           </w:p>
         </w:tc>
@@ -39764,23 +39176,7 @@
                 <w:sz w:val="24"/>
                 <w:szCs w:val="24"/>
               </w:rPr>
-              <w:t xml:space="preserve">Cross-check DOB, </w:t>
-            </w:r>
-            <w:proofErr w:type="gramStart"/>
-            <w:r>
-              <w:rPr>
-                <w:sz w:val="24"/>
-                <w:szCs w:val="24"/>
-              </w:rPr>
-              <w:t>Shall</w:t>
-            </w:r>
-            <w:proofErr w:type="gramEnd"/>
-            <w:r>
-              <w:rPr>
-                <w:sz w:val="24"/>
-                <w:szCs w:val="24"/>
-              </w:rPr>
-              <w:t xml:space="preserve"> be imported through </w:t>
+              <w:t xml:space="preserve">Cross-check DOB, Shall be imported through </w:t>
             </w:r>
             <w:r>
               <w:rPr>
@@ -40556,23 +39952,7 @@
                 <w:sz w:val="24"/>
                 <w:szCs w:val="24"/>
               </w:rPr>
-              <w:t xml:space="preserve">Where the objection is upheld, system shall record the objection reason, tag the notice as </w:t>
-            </w:r>
-            <w:proofErr w:type="gramStart"/>
-            <w:r>
-              <w:rPr>
-                <w:sz w:val="24"/>
-                <w:szCs w:val="24"/>
-              </w:rPr>
-              <w:t>Objected</w:t>
-            </w:r>
-            <w:proofErr w:type="gramEnd"/>
-            <w:r>
-              <w:rPr>
-                <w:sz w:val="24"/>
-                <w:szCs w:val="24"/>
-              </w:rPr>
-              <w:t xml:space="preserve"> and remove it from portal display</w:t>
+              <w:t>Where the objection is upheld, system shall record the objection reason, tag the notice as Objected and remove it from portal display</w:t>
             </w:r>
           </w:p>
         </w:tc>
@@ -42090,23 +41470,7 @@
           <w:sz w:val="24"/>
           <w:szCs w:val="24"/>
         </w:rPr>
-        <w:t xml:space="preserve">8.4 </w:t>
-      </w:r>
-      <w:proofErr w:type="gramStart"/>
-      <w:r>
-        <w:rPr>
-          <w:sz w:val="24"/>
-          <w:szCs w:val="24"/>
-        </w:rPr>
-        <w:t>Post-registration</w:t>
-      </w:r>
-      <w:proofErr w:type="gramEnd"/>
-      <w:r>
-        <w:rPr>
-          <w:sz w:val="24"/>
-          <w:szCs w:val="24"/>
-        </w:rPr>
-        <w:t xml:space="preserve"> services</w:t>
+        <w:t>8.4 Post-registration services</w:t>
       </w:r>
     </w:p>
     <w:tbl>
@@ -43244,23 +42608,7 @@
                 <w:sz w:val="24"/>
                 <w:szCs w:val="24"/>
               </w:rPr>
-              <w:t xml:space="preserve">Register-wise marriage </w:t>
-            </w:r>
-            <w:proofErr w:type="gramStart"/>
-            <w:r>
-              <w:rPr>
-                <w:sz w:val="24"/>
-                <w:szCs w:val="24"/>
-              </w:rPr>
-              <w:t>count</w:t>
-            </w:r>
-            <w:proofErr w:type="gramEnd"/>
-            <w:r>
-              <w:rPr>
-                <w:sz w:val="24"/>
-                <w:szCs w:val="24"/>
-              </w:rPr>
-              <w:t xml:space="preserve"> by period</w:t>
+              <w:t>Register-wise marriage count by period</w:t>
             </w:r>
           </w:p>
         </w:tc>
@@ -53481,7 +52829,7 @@
           <w:sz w:val="24"/>
           <w:szCs w:val="24"/>
         </w:rPr>
-        <w:t xml:space="preserve"> (serial/page/volume), Certificate (Form II-A</w:t>
+        <w:t xml:space="preserve"> (serial/page/volume), Certificate (Form II-A)</w:t>
       </w:r>
       <w:proofErr w:type="gramStart"/>
       <w:r>
@@ -53489,7 +52837,7 @@
           <w:sz w:val="24"/>
           <w:szCs w:val="24"/>
         </w:rPr>
-        <w:t>),  Special</w:t>
+        <w:t>,  Special</w:t>
       </w:r>
       <w:proofErr w:type="gramEnd"/>
       <w:r>
@@ -53748,6 +53096,46 @@
     </w:p>
     <w:p>
       <w:pPr>
+        <w:rPr>
+          <w:sz w:val="24"/>
+          <w:szCs w:val="24"/>
+        </w:rPr>
+      </w:pPr>
+    </w:p>
+    <w:p>
+      <w:pPr>
+        <w:rPr>
+          <w:sz w:val="24"/>
+          <w:szCs w:val="24"/>
+        </w:rPr>
+      </w:pPr>
+    </w:p>
+    <w:p>
+      <w:pPr>
+        <w:rPr>
+          <w:sz w:val="24"/>
+          <w:szCs w:val="24"/>
+        </w:rPr>
+      </w:pPr>
+    </w:p>
+    <w:p>
+      <w:pPr>
+        <w:rPr>
+          <w:sz w:val="24"/>
+          <w:szCs w:val="24"/>
+        </w:rPr>
+      </w:pPr>
+    </w:p>
+    <w:p>
+      <w:pPr>
+        <w:rPr>
+          <w:sz w:val="24"/>
+          <w:szCs w:val="24"/>
+        </w:rPr>
+      </w:pPr>
+    </w:p>
+    <w:p>
+      <w:pPr>
         <w:pStyle w:val="Heading2"/>
         <w:rPr>
           <w:sz w:val="24"/>
@@ -53759,6 +53147,7 @@
           <w:sz w:val="24"/>
           <w:szCs w:val="24"/>
         </w:rPr>
+        <w:lastRenderedPageBreak/>
         <w:t>13. Requirements traceability matrix (RTM)</w:t>
       </w:r>
       <w:r>
@@ -53777,13 +53166,13 @@
         <w:tblLook w:val="04A0" w:firstRow="1" w:lastRow="0" w:firstColumn="1" w:lastColumn="0" w:noHBand="0" w:noVBand="1"/>
       </w:tblPr>
       <w:tblGrid>
+        <w:gridCol w:w="1205"/>
+        <w:gridCol w:w="1715"/>
+        <w:gridCol w:w="2243"/>
+        <w:gridCol w:w="1250"/>
+        <w:gridCol w:w="1396"/>
+        <w:gridCol w:w="1207"/>
         <w:gridCol w:w="1198"/>
-        <w:gridCol w:w="1715"/>
-        <w:gridCol w:w="2253"/>
-        <w:gridCol w:w="1242"/>
-        <w:gridCol w:w="1421"/>
-        <w:gridCol w:w="1196"/>
-        <w:gridCol w:w="1189"/>
       </w:tblGrid>
       <w:tr>
         <w:trPr>
@@ -53791,7 +53180,7 @@
         </w:trPr>
         <w:tc>
           <w:tcPr>
-            <w:tcW w:w="1255" w:type="dxa"/>
+            <w:tcW w:w="1205" w:type="dxa"/>
             <w:shd w:val="clear" w:color="auto" w:fill="D9E2F3"/>
           </w:tcPr>
           <w:p>
@@ -53814,7 +53203,7 @@
         </w:tc>
         <w:tc>
           <w:tcPr>
-            <w:tcW w:w="1416" w:type="dxa"/>
+            <w:tcW w:w="1715" w:type="dxa"/>
             <w:shd w:val="clear" w:color="auto" w:fill="D9E2F3"/>
           </w:tcPr>
           <w:p>
@@ -53837,7 +53226,7 @@
         </w:tc>
         <w:tc>
           <w:tcPr>
-            <w:tcW w:w="2327" w:type="dxa"/>
+            <w:tcW w:w="2243" w:type="dxa"/>
             <w:shd w:val="clear" w:color="auto" w:fill="D9E2F3"/>
           </w:tcPr>
           <w:p>
@@ -53860,7 +53249,7 @@
         </w:tc>
         <w:tc>
           <w:tcPr>
-            <w:tcW w:w="1289" w:type="dxa"/>
+            <w:tcW w:w="1250" w:type="dxa"/>
             <w:shd w:val="clear" w:color="auto" w:fill="D9E2F3"/>
           </w:tcPr>
           <w:p>
@@ -53882,7 +53271,7 @@
         </w:tc>
         <w:tc>
           <w:tcPr>
-            <w:tcW w:w="1431" w:type="dxa"/>
+            <w:tcW w:w="1396" w:type="dxa"/>
             <w:shd w:val="clear" w:color="auto" w:fill="D9E2F3"/>
           </w:tcPr>
           <w:p>
@@ -53905,7 +53294,7 @@
         </w:tc>
         <w:tc>
           <w:tcPr>
-            <w:tcW w:w="1256" w:type="dxa"/>
+            <w:tcW w:w="1207" w:type="dxa"/>
             <w:shd w:val="clear" w:color="auto" w:fill="D9E2F3"/>
           </w:tcPr>
           <w:p>
@@ -53928,7 +53317,7 @@
         </w:tc>
         <w:tc>
           <w:tcPr>
-            <w:tcW w:w="1240" w:type="dxa"/>
+            <w:tcW w:w="1198" w:type="dxa"/>
             <w:shd w:val="clear" w:color="auto" w:fill="D9E2F3"/>
           </w:tcPr>
           <w:p>
@@ -53956,7 +53345,7 @@
         </w:trPr>
         <w:tc>
           <w:tcPr>
-            <w:tcW w:w="1255" w:type="dxa"/>
+            <w:tcW w:w="1205" w:type="dxa"/>
           </w:tcPr>
           <w:p>
             <w:pPr>
@@ -53976,7 +53365,7 @@
         </w:tc>
         <w:tc>
           <w:tcPr>
-            <w:tcW w:w="1416" w:type="dxa"/>
+            <w:tcW w:w="1715" w:type="dxa"/>
           </w:tcPr>
           <w:p>
             <w:pPr>
@@ -53996,7 +53385,7 @@
         </w:tc>
         <w:tc>
           <w:tcPr>
-            <w:tcW w:w="2327" w:type="dxa"/>
+            <w:tcW w:w="2243" w:type="dxa"/>
           </w:tcPr>
           <w:p>
             <w:pPr>
@@ -54016,7 +53405,7 @@
         </w:tc>
         <w:tc>
           <w:tcPr>
-            <w:tcW w:w="1289" w:type="dxa"/>
+            <w:tcW w:w="1250" w:type="dxa"/>
           </w:tcPr>
           <w:p>
             <w:pPr>
@@ -54036,7 +53425,7 @@
         </w:tc>
         <w:tc>
           <w:tcPr>
-            <w:tcW w:w="1431" w:type="dxa"/>
+            <w:tcW w:w="1396" w:type="dxa"/>
           </w:tcPr>
           <w:p>
             <w:pPr>
@@ -54056,7 +53445,7 @@
         </w:tc>
         <w:tc>
           <w:tcPr>
-            <w:tcW w:w="1256" w:type="dxa"/>
+            <w:tcW w:w="1207" w:type="dxa"/>
           </w:tcPr>
           <w:p>
             <w:pPr>
@@ -54083,1604 +53472,7 @@
         </w:tc>
         <w:tc>
           <w:tcPr>
-            <w:tcW w:w="1240" w:type="dxa"/>
-          </w:tcPr>
-          <w:p>
-            <w:pPr>
-              <w:rPr>
-                <w:sz w:val="24"/>
-                <w:szCs w:val="24"/>
-              </w:rPr>
-            </w:pPr>
-            <w:r>
-              <w:rPr>
-                <w:sz w:val="24"/>
-                <w:szCs w:val="24"/>
-              </w:rPr>
-              <w:t>Draft</w:t>
-            </w:r>
-          </w:p>
-        </w:tc>
-      </w:tr>
-      <w:tr>
-        <w:trPr>
-          <w:jc w:val="center"/>
-        </w:trPr>
-        <w:tc>
-          <w:tcPr>
-            <w:tcW w:w="1255" w:type="dxa"/>
-          </w:tcPr>
-          <w:p>
-            <w:pPr>
-              <w:rPr>
-                <w:sz w:val="24"/>
-                <w:szCs w:val="24"/>
-              </w:rPr>
-            </w:pPr>
-            <w:r>
-              <w:rPr>
-                <w:sz w:val="24"/>
-                <w:szCs w:val="24"/>
-              </w:rPr>
-              <w:lastRenderedPageBreak/>
-              <w:t>FR-SMA-001</w:t>
-            </w:r>
-          </w:p>
-        </w:tc>
-        <w:tc>
-          <w:tcPr>
-            <w:tcW w:w="1416" w:type="dxa"/>
-          </w:tcPr>
-          <w:p>
-            <w:pPr>
-              <w:rPr>
-                <w:sz w:val="24"/>
-                <w:szCs w:val="24"/>
-              </w:rPr>
-            </w:pPr>
-            <w:r>
-              <w:rPr>
-                <w:sz w:val="24"/>
-                <w:szCs w:val="24"/>
-              </w:rPr>
-              <w:t>Sec. 4, 15 / SMA</w:t>
-            </w:r>
-          </w:p>
-        </w:tc>
-        <w:tc>
-          <w:tcPr>
-            <w:tcW w:w="2327" w:type="dxa"/>
-          </w:tcPr>
-          <w:p>
-            <w:pPr>
-              <w:rPr>
-                <w:sz w:val="24"/>
-                <w:szCs w:val="24"/>
-              </w:rPr>
-            </w:pPr>
-            <w:r>
-              <w:rPr>
-                <w:sz w:val="24"/>
-                <w:szCs w:val="24"/>
-              </w:rPr>
-              <w:t>Offer Intended Marriage and Other Forms service paths with Online / Offline notice channel</w:t>
-            </w:r>
-          </w:p>
-        </w:tc>
-        <w:tc>
-          <w:tcPr>
-            <w:tcW w:w="1289" w:type="dxa"/>
-          </w:tcPr>
-          <w:p>
-            <w:pPr>
-              <w:rPr>
-                <w:sz w:val="24"/>
-                <w:szCs w:val="24"/>
-              </w:rPr>
-            </w:pPr>
-            <w:r>
-              <w:rPr>
-                <w:sz w:val="24"/>
-                <w:szCs w:val="24"/>
-              </w:rPr>
-              <w:t>8.2.1</w:t>
-            </w:r>
-          </w:p>
-        </w:tc>
-        <w:tc>
-          <w:tcPr>
-            <w:tcW w:w="1431" w:type="dxa"/>
-          </w:tcPr>
-          <w:p>
-            <w:pPr>
-              <w:rPr>
-                <w:sz w:val="24"/>
-                <w:szCs w:val="24"/>
-              </w:rPr>
-            </w:pPr>
-            <w:r>
-              <w:rPr>
-                <w:sz w:val="24"/>
-                <w:szCs w:val="24"/>
-              </w:rPr>
-              <w:t>Special Marriage path selection</w:t>
-            </w:r>
-          </w:p>
-        </w:tc>
-        <w:tc>
-          <w:tcPr>
-            <w:tcW w:w="1256" w:type="dxa"/>
-          </w:tcPr>
-          <w:p>
-            <w:pPr>
-              <w:rPr>
-                <w:sz w:val="24"/>
-                <w:szCs w:val="24"/>
-              </w:rPr>
-            </w:pPr>
-            <w:r>
-              <w:rPr>
-                <w:sz w:val="24"/>
-                <w:szCs w:val="24"/>
-              </w:rPr>
-              <w:t>TC-SMA-___</w:t>
-            </w:r>
-          </w:p>
-        </w:tc>
-        <w:tc>
-          <w:tcPr>
-            <w:tcW w:w="1240" w:type="dxa"/>
-          </w:tcPr>
-          <w:p>
-            <w:pPr>
-              <w:rPr>
-                <w:sz w:val="24"/>
-                <w:szCs w:val="24"/>
-              </w:rPr>
-            </w:pPr>
-            <w:r>
-              <w:rPr>
-                <w:sz w:val="24"/>
-                <w:szCs w:val="24"/>
-              </w:rPr>
-              <w:t>Draft</w:t>
-            </w:r>
-          </w:p>
-        </w:tc>
-      </w:tr>
-      <w:tr>
-        <w:trPr>
-          <w:jc w:val="center"/>
-        </w:trPr>
-        <w:tc>
-          <w:tcPr>
-            <w:tcW w:w="1255" w:type="dxa"/>
-          </w:tcPr>
-          <w:p>
-            <w:pPr>
-              <w:rPr>
-                <w:sz w:val="24"/>
-                <w:szCs w:val="24"/>
-              </w:rPr>
-            </w:pPr>
-            <w:r>
-              <w:rPr>
-                <w:sz w:val="24"/>
-                <w:szCs w:val="24"/>
-              </w:rPr>
-              <w:t>FR-SMA-008</w:t>
-            </w:r>
-          </w:p>
-        </w:tc>
-        <w:tc>
-          <w:tcPr>
-            <w:tcW w:w="1416" w:type="dxa"/>
-          </w:tcPr>
-          <w:p>
-            <w:pPr>
-              <w:rPr>
-                <w:sz w:val="24"/>
-                <w:szCs w:val="24"/>
-              </w:rPr>
-            </w:pPr>
-            <w:r>
-              <w:rPr>
-                <w:sz w:val="24"/>
-                <w:szCs w:val="24"/>
-              </w:rPr>
-              <w:t>Sec. 5 / SMA</w:t>
-            </w:r>
-          </w:p>
-        </w:tc>
-        <w:tc>
-          <w:tcPr>
-            <w:tcW w:w="2327" w:type="dxa"/>
-          </w:tcPr>
-          <w:p>
-            <w:pPr>
-              <w:rPr>
-                <w:sz w:val="24"/>
-                <w:szCs w:val="24"/>
-              </w:rPr>
-            </w:pPr>
-            <w:r>
-              <w:rPr>
-                <w:sz w:val="24"/>
-                <w:szCs w:val="24"/>
-              </w:rPr>
-              <w:t>Route notice to Marriage Officer of district with ≥ 30 days residence</w:t>
-            </w:r>
-          </w:p>
-        </w:tc>
-        <w:tc>
-          <w:tcPr>
-            <w:tcW w:w="1289" w:type="dxa"/>
-          </w:tcPr>
-          <w:p>
-            <w:pPr>
-              <w:rPr>
-                <w:sz w:val="24"/>
-                <w:szCs w:val="24"/>
-              </w:rPr>
-            </w:pPr>
-            <w:r>
-              <w:rPr>
-                <w:sz w:val="24"/>
-                <w:szCs w:val="24"/>
-              </w:rPr>
-              <w:t>8.2.2</w:t>
-            </w:r>
-          </w:p>
-        </w:tc>
-        <w:tc>
-          <w:tcPr>
-            <w:tcW w:w="1431" w:type="dxa"/>
-          </w:tcPr>
-          <w:p>
-            <w:pPr>
-              <w:rPr>
-                <w:sz w:val="24"/>
-                <w:szCs w:val="24"/>
-              </w:rPr>
-            </w:pPr>
-            <w:r>
-              <w:rPr>
-                <w:sz w:val="24"/>
-                <w:szCs w:val="24"/>
-              </w:rPr>
-              <w:t>Notice particulars</w:t>
-            </w:r>
-          </w:p>
-        </w:tc>
-        <w:tc>
-          <w:tcPr>
-            <w:tcW w:w="1256" w:type="dxa"/>
-          </w:tcPr>
-          <w:p>
-            <w:pPr>
-              <w:rPr>
-                <w:sz w:val="24"/>
-                <w:szCs w:val="24"/>
-              </w:rPr>
-            </w:pPr>
-            <w:r>
-              <w:rPr>
-                <w:sz w:val="24"/>
-                <w:szCs w:val="24"/>
-              </w:rPr>
-              <w:t>TC-SMA-___</w:t>
-            </w:r>
-          </w:p>
-        </w:tc>
-        <w:tc>
-          <w:tcPr>
-            <w:tcW w:w="1240" w:type="dxa"/>
-          </w:tcPr>
-          <w:p>
-            <w:pPr>
-              <w:rPr>
-                <w:sz w:val="24"/>
-                <w:szCs w:val="24"/>
-              </w:rPr>
-            </w:pPr>
-            <w:r>
-              <w:rPr>
-                <w:sz w:val="24"/>
-                <w:szCs w:val="24"/>
-              </w:rPr>
-              <w:t>Draft</w:t>
-            </w:r>
-          </w:p>
-        </w:tc>
-      </w:tr>
-      <w:tr>
-        <w:trPr>
-          <w:jc w:val="center"/>
-        </w:trPr>
-        <w:tc>
-          <w:tcPr>
-            <w:tcW w:w="1255" w:type="dxa"/>
-          </w:tcPr>
-          <w:p>
-            <w:pPr>
-              <w:rPr>
-                <w:sz w:val="24"/>
-                <w:szCs w:val="24"/>
-              </w:rPr>
-            </w:pPr>
-            <w:r>
-              <w:rPr>
-                <w:sz w:val="24"/>
-                <w:szCs w:val="24"/>
-              </w:rPr>
-              <w:t>FR-SMA-019</w:t>
-            </w:r>
-          </w:p>
-        </w:tc>
-        <w:tc>
-          <w:tcPr>
-            <w:tcW w:w="1416" w:type="dxa"/>
-          </w:tcPr>
-          <w:p>
-            <w:pPr>
-              <w:rPr>
-                <w:sz w:val="24"/>
-                <w:szCs w:val="24"/>
-              </w:rPr>
-            </w:pPr>
-            <w:r>
-              <w:rPr>
-                <w:sz w:val="24"/>
-                <w:szCs w:val="24"/>
-              </w:rPr>
-              <w:t>Sec. 6–7 / SMA</w:t>
-            </w:r>
-          </w:p>
-        </w:tc>
-        <w:tc>
-          <w:tcPr>
-            <w:tcW w:w="2327" w:type="dxa"/>
-          </w:tcPr>
-          <w:p>
-            <w:pPr>
-              <w:rPr>
-                <w:sz w:val="24"/>
-                <w:szCs w:val="24"/>
-              </w:rPr>
-            </w:pPr>
-            <w:r>
-              <w:rPr>
-                <w:sz w:val="24"/>
-                <w:szCs w:val="24"/>
-              </w:rPr>
-              <w:t>Start and display 30-day objection countdown from publication</w:t>
-            </w:r>
-          </w:p>
-        </w:tc>
-        <w:tc>
-          <w:tcPr>
-            <w:tcW w:w="1289" w:type="dxa"/>
-          </w:tcPr>
-          <w:p>
-            <w:pPr>
-              <w:rPr>
-                <w:sz w:val="24"/>
-                <w:szCs w:val="24"/>
-              </w:rPr>
-            </w:pPr>
-            <w:r>
-              <w:rPr>
-                <w:sz w:val="24"/>
-                <w:szCs w:val="24"/>
-              </w:rPr>
-              <w:t>8.2.7</w:t>
-            </w:r>
-          </w:p>
-        </w:tc>
-        <w:tc>
-          <w:tcPr>
-            <w:tcW w:w="1431" w:type="dxa"/>
-          </w:tcPr>
-          <w:p>
-            <w:pPr>
-              <w:rPr>
-                <w:sz w:val="24"/>
-                <w:szCs w:val="24"/>
-              </w:rPr>
-            </w:pPr>
-            <w:r>
-              <w:rPr>
-                <w:sz w:val="24"/>
-                <w:szCs w:val="24"/>
-              </w:rPr>
-              <w:t>Notice publication and countdown</w:t>
-            </w:r>
-          </w:p>
-        </w:tc>
-        <w:tc>
-          <w:tcPr>
-            <w:tcW w:w="1256" w:type="dxa"/>
-          </w:tcPr>
-          <w:p>
-            <w:pPr>
-              <w:rPr>
-                <w:sz w:val="24"/>
-                <w:szCs w:val="24"/>
-              </w:rPr>
-            </w:pPr>
-            <w:r>
-              <w:rPr>
-                <w:sz w:val="24"/>
-                <w:szCs w:val="24"/>
-              </w:rPr>
-              <w:t>TC-SMA-___</w:t>
-            </w:r>
-          </w:p>
-        </w:tc>
-        <w:tc>
-          <w:tcPr>
-            <w:tcW w:w="1240" w:type="dxa"/>
-          </w:tcPr>
-          <w:p>
-            <w:pPr>
-              <w:rPr>
-                <w:sz w:val="24"/>
-                <w:szCs w:val="24"/>
-              </w:rPr>
-            </w:pPr>
-            <w:r>
-              <w:rPr>
-                <w:sz w:val="24"/>
-                <w:szCs w:val="24"/>
-              </w:rPr>
-              <w:t>Draft</w:t>
-            </w:r>
-          </w:p>
-        </w:tc>
-      </w:tr>
-      <w:tr>
-        <w:trPr>
-          <w:jc w:val="center"/>
-        </w:trPr>
-        <w:tc>
-          <w:tcPr>
-            <w:tcW w:w="1255" w:type="dxa"/>
-          </w:tcPr>
-          <w:p>
-            <w:pPr>
-              <w:rPr>
-                <w:sz w:val="24"/>
-                <w:szCs w:val="24"/>
-              </w:rPr>
-            </w:pPr>
-            <w:r>
-              <w:rPr>
-                <w:sz w:val="24"/>
-                <w:szCs w:val="24"/>
-              </w:rPr>
-              <w:t>FR-SMA-029</w:t>
-            </w:r>
-          </w:p>
-        </w:tc>
-        <w:tc>
-          <w:tcPr>
-            <w:tcW w:w="1416" w:type="dxa"/>
-          </w:tcPr>
-          <w:p>
-            <w:pPr>
-              <w:rPr>
-                <w:sz w:val="24"/>
-                <w:szCs w:val="24"/>
-              </w:rPr>
-            </w:pPr>
-            <w:r>
-              <w:rPr>
-                <w:sz w:val="24"/>
-                <w:szCs w:val="24"/>
-              </w:rPr>
-              <w:t>Sec. 14 / SMA</w:t>
-            </w:r>
-          </w:p>
-        </w:tc>
-        <w:tc>
-          <w:tcPr>
-            <w:tcW w:w="2327" w:type="dxa"/>
-          </w:tcPr>
-          <w:p>
-            <w:pPr>
-              <w:rPr>
-                <w:sz w:val="24"/>
-                <w:szCs w:val="24"/>
-              </w:rPr>
-            </w:pPr>
-            <w:r>
-              <w:rPr>
-                <w:sz w:val="24"/>
-                <w:szCs w:val="24"/>
-              </w:rPr>
-              <w:t>Validate notice age — Intended ≥30 &amp; ≤90 days; Other Forms ≥30 days — before registration</w:t>
-            </w:r>
-          </w:p>
-        </w:tc>
-        <w:tc>
-          <w:tcPr>
-            <w:tcW w:w="1289" w:type="dxa"/>
-          </w:tcPr>
-          <w:p>
-            <w:pPr>
-              <w:rPr>
-                <w:sz w:val="24"/>
-                <w:szCs w:val="24"/>
-              </w:rPr>
-            </w:pPr>
-            <w:r>
-              <w:rPr>
-                <w:sz w:val="24"/>
-                <w:szCs w:val="24"/>
-              </w:rPr>
-              <w:t>8.2.8</w:t>
-            </w:r>
-          </w:p>
-        </w:tc>
-        <w:tc>
-          <w:tcPr>
-            <w:tcW w:w="1431" w:type="dxa"/>
-          </w:tcPr>
-          <w:p>
-            <w:pPr>
-              <w:rPr>
-                <w:sz w:val="24"/>
-                <w:szCs w:val="24"/>
-              </w:rPr>
-            </w:pPr>
-            <w:r>
-              <w:rPr>
-                <w:sz w:val="24"/>
-                <w:szCs w:val="24"/>
-              </w:rPr>
-              <w:t>Notice selection for registration</w:t>
-            </w:r>
-          </w:p>
-        </w:tc>
-        <w:tc>
-          <w:tcPr>
-            <w:tcW w:w="1256" w:type="dxa"/>
-          </w:tcPr>
-          <w:p>
-            <w:pPr>
-              <w:rPr>
-                <w:sz w:val="24"/>
-                <w:szCs w:val="24"/>
-              </w:rPr>
-            </w:pPr>
-            <w:r>
-              <w:rPr>
-                <w:sz w:val="24"/>
-                <w:szCs w:val="24"/>
-              </w:rPr>
-              <w:t>TC-SMA-___</w:t>
-            </w:r>
-          </w:p>
-        </w:tc>
-        <w:tc>
-          <w:tcPr>
-            <w:tcW w:w="1240" w:type="dxa"/>
-          </w:tcPr>
-          <w:p>
-            <w:pPr>
-              <w:rPr>
-                <w:sz w:val="24"/>
-                <w:szCs w:val="24"/>
-              </w:rPr>
-            </w:pPr>
-            <w:r>
-              <w:rPr>
-                <w:sz w:val="24"/>
-                <w:szCs w:val="24"/>
-              </w:rPr>
-              <w:t>Draft</w:t>
-            </w:r>
-          </w:p>
-        </w:tc>
-      </w:tr>
-      <w:tr>
-        <w:trPr>
-          <w:jc w:val="center"/>
-        </w:trPr>
-        <w:tc>
-          <w:tcPr>
-            <w:tcW w:w="1255" w:type="dxa"/>
-          </w:tcPr>
-          <w:p>
-            <w:pPr>
-              <w:rPr>
-                <w:sz w:val="24"/>
-                <w:szCs w:val="24"/>
-              </w:rPr>
-            </w:pPr>
-            <w:r>
-              <w:rPr>
-                <w:sz w:val="24"/>
-                <w:szCs w:val="24"/>
-              </w:rPr>
-              <w:t>FR-SMA-046</w:t>
-            </w:r>
-          </w:p>
-        </w:tc>
-        <w:tc>
-          <w:tcPr>
-            <w:tcW w:w="1416" w:type="dxa"/>
-          </w:tcPr>
-          <w:p>
-            <w:pPr>
-              <w:rPr>
-                <w:sz w:val="24"/>
-                <w:szCs w:val="24"/>
-              </w:rPr>
-            </w:pPr>
-            <w:r>
-              <w:rPr>
-                <w:sz w:val="24"/>
-                <w:szCs w:val="24"/>
-              </w:rPr>
-              <w:t>Sec. 15–16 / SMA</w:t>
-            </w:r>
-          </w:p>
-        </w:tc>
-        <w:tc>
-          <w:tcPr>
-            <w:tcW w:w="2327" w:type="dxa"/>
-          </w:tcPr>
-          <w:p>
-            <w:pPr>
-              <w:rPr>
-                <w:sz w:val="24"/>
-                <w:szCs w:val="24"/>
-              </w:rPr>
-            </w:pPr>
-            <w:r>
-              <w:rPr>
-                <w:sz w:val="24"/>
-                <w:szCs w:val="24"/>
-              </w:rPr>
-              <w:t>Enter Fifth Schedule certificate signed by parties and three witnesses</w:t>
-            </w:r>
-          </w:p>
-        </w:tc>
-        <w:tc>
-          <w:tcPr>
-            <w:tcW w:w="1289" w:type="dxa"/>
-          </w:tcPr>
-          <w:p>
-            <w:pPr>
-              <w:rPr>
-                <w:sz w:val="24"/>
-                <w:szCs w:val="24"/>
-              </w:rPr>
-            </w:pPr>
-            <w:r>
-              <w:rPr>
-                <w:sz w:val="24"/>
-                <w:szCs w:val="24"/>
-              </w:rPr>
-              <w:t>8.3.4</w:t>
-            </w:r>
-          </w:p>
-        </w:tc>
-        <w:tc>
-          <w:tcPr>
-            <w:tcW w:w="1431" w:type="dxa"/>
-          </w:tcPr>
-          <w:p>
-            <w:pPr>
-              <w:rPr>
-                <w:sz w:val="24"/>
-                <w:szCs w:val="24"/>
-              </w:rPr>
-            </w:pPr>
-            <w:r>
-              <w:rPr>
-                <w:sz w:val="24"/>
-                <w:szCs w:val="24"/>
-              </w:rPr>
-              <w:t>Certificate generation and issue</w:t>
-            </w:r>
-          </w:p>
-        </w:tc>
-        <w:tc>
-          <w:tcPr>
-            <w:tcW w:w="1256" w:type="dxa"/>
-          </w:tcPr>
-          <w:p>
-            <w:pPr>
-              <w:rPr>
-                <w:sz w:val="24"/>
-                <w:szCs w:val="24"/>
-              </w:rPr>
-            </w:pPr>
-            <w:r>
-              <w:rPr>
-                <w:sz w:val="24"/>
-                <w:szCs w:val="24"/>
-              </w:rPr>
-              <w:t>TC-SMA-___</w:t>
-            </w:r>
-          </w:p>
-        </w:tc>
-        <w:tc>
-          <w:tcPr>
-            <w:tcW w:w="1240" w:type="dxa"/>
-          </w:tcPr>
-          <w:p>
-            <w:pPr>
-              <w:rPr>
-                <w:sz w:val="24"/>
-                <w:szCs w:val="24"/>
-              </w:rPr>
-            </w:pPr>
-            <w:r>
-              <w:rPr>
-                <w:sz w:val="24"/>
-                <w:szCs w:val="24"/>
-              </w:rPr>
-              <w:t>Draft</w:t>
-            </w:r>
-          </w:p>
-        </w:tc>
-      </w:tr>
-      <w:tr>
-        <w:trPr>
-          <w:jc w:val="center"/>
-        </w:trPr>
-        <w:tc>
-          <w:tcPr>
-            <w:tcW w:w="1255" w:type="dxa"/>
-          </w:tcPr>
-          <w:p>
-            <w:pPr>
-              <w:rPr>
-                <w:sz w:val="24"/>
-                <w:szCs w:val="24"/>
-              </w:rPr>
-            </w:pPr>
-            <w:r>
-              <w:rPr>
-                <w:sz w:val="24"/>
-                <w:szCs w:val="24"/>
-              </w:rPr>
-              <w:t>NFR-MRG-PERF-001</w:t>
-            </w:r>
-          </w:p>
-        </w:tc>
-        <w:tc>
-          <w:tcPr>
-            <w:tcW w:w="1416" w:type="dxa"/>
-          </w:tcPr>
-          <w:p>
-            <w:pPr>
-              <w:rPr>
-                <w:sz w:val="24"/>
-                <w:szCs w:val="24"/>
-              </w:rPr>
-            </w:pPr>
-            <w:r>
-              <w:rPr>
-                <w:sz w:val="24"/>
-                <w:szCs w:val="24"/>
-              </w:rPr>
-              <w:t>Architecture / SLA</w:t>
-            </w:r>
-          </w:p>
-        </w:tc>
-        <w:tc>
-          <w:tcPr>
-            <w:tcW w:w="2327" w:type="dxa"/>
-          </w:tcPr>
-          <w:p>
-            <w:pPr>
-              <w:rPr>
-                <w:sz w:val="24"/>
-                <w:szCs w:val="24"/>
-              </w:rPr>
-            </w:pPr>
-            <w:r>
-              <w:rPr>
-                <w:sz w:val="24"/>
-                <w:szCs w:val="24"/>
-              </w:rPr>
-              <w:t>UI ≤ 2 s; external API (Treasury) ≤ 5 s</w:t>
-            </w:r>
-          </w:p>
-        </w:tc>
-        <w:tc>
-          <w:tcPr>
-            <w:tcW w:w="1289" w:type="dxa"/>
-          </w:tcPr>
-          <w:p>
-            <w:pPr>
-              <w:rPr>
-                <w:sz w:val="24"/>
-                <w:szCs w:val="24"/>
-              </w:rPr>
-            </w:pPr>
-            <w:r>
-              <w:rPr>
-                <w:sz w:val="24"/>
-                <w:szCs w:val="24"/>
-              </w:rPr>
-              <w:t>15.1</w:t>
-            </w:r>
-          </w:p>
-        </w:tc>
-        <w:tc>
-          <w:tcPr>
-            <w:tcW w:w="1431" w:type="dxa"/>
-          </w:tcPr>
-          <w:p>
-            <w:pPr>
-              <w:rPr>
-                <w:sz w:val="24"/>
-                <w:szCs w:val="24"/>
-              </w:rPr>
-            </w:pPr>
-            <w:r>
-              <w:rPr>
-                <w:sz w:val="24"/>
-                <w:szCs w:val="24"/>
-              </w:rPr>
-              <w:t>Citizen / officer UI</w:t>
-            </w:r>
-          </w:p>
-        </w:tc>
-        <w:tc>
-          <w:tcPr>
-            <w:tcW w:w="1256" w:type="dxa"/>
-          </w:tcPr>
-          <w:p>
-            <w:pPr>
-              <w:rPr>
-                <w:sz w:val="24"/>
-                <w:szCs w:val="24"/>
-              </w:rPr>
-            </w:pPr>
-            <w:r>
-              <w:rPr>
-                <w:sz w:val="24"/>
-                <w:szCs w:val="24"/>
-              </w:rPr>
-              <w:t>TC-NFR-___</w:t>
-            </w:r>
-          </w:p>
-        </w:tc>
-        <w:tc>
-          <w:tcPr>
-            <w:tcW w:w="1240" w:type="dxa"/>
-          </w:tcPr>
-          <w:p>
-            <w:pPr>
-              <w:rPr>
-                <w:sz w:val="24"/>
-                <w:szCs w:val="24"/>
-              </w:rPr>
-            </w:pPr>
-            <w:r>
-              <w:rPr>
-                <w:sz w:val="24"/>
-                <w:szCs w:val="24"/>
-              </w:rPr>
-              <w:t>Draft</w:t>
-            </w:r>
-          </w:p>
-        </w:tc>
-      </w:tr>
-      <w:tr>
-        <w:trPr>
-          <w:jc w:val="center"/>
-        </w:trPr>
-        <w:tc>
-          <w:tcPr>
-            <w:tcW w:w="1255" w:type="dxa"/>
-          </w:tcPr>
-          <w:p>
-            <w:pPr>
-              <w:rPr>
-                <w:sz w:val="24"/>
-                <w:szCs w:val="24"/>
-              </w:rPr>
-            </w:pPr>
-            <w:r>
-              <w:rPr>
-                <w:sz w:val="24"/>
-                <w:szCs w:val="24"/>
-              </w:rPr>
-              <w:t>NFR-MRG-PERF-002</w:t>
-            </w:r>
-          </w:p>
-        </w:tc>
-        <w:tc>
-          <w:tcPr>
-            <w:tcW w:w="1416" w:type="dxa"/>
-          </w:tcPr>
-          <w:p>
-            <w:pPr>
-              <w:rPr>
-                <w:sz w:val="24"/>
-                <w:szCs w:val="24"/>
-              </w:rPr>
-            </w:pPr>
-            <w:r>
-              <w:rPr>
-                <w:sz w:val="24"/>
-                <w:szCs w:val="24"/>
-              </w:rPr>
-              <w:t>Architecture / SLA</w:t>
-            </w:r>
-          </w:p>
-        </w:tc>
-        <w:tc>
-          <w:tcPr>
-            <w:tcW w:w="2327" w:type="dxa"/>
-          </w:tcPr>
-          <w:p>
-            <w:pPr>
-              <w:rPr>
-                <w:sz w:val="24"/>
-                <w:szCs w:val="24"/>
-              </w:rPr>
-            </w:pPr>
-            <w:r>
-              <w:rPr>
-                <w:sz w:val="24"/>
-                <w:szCs w:val="24"/>
-              </w:rPr>
-              <w:t>5,000 citizen + 2,500 SRO/DEO concurrent sessions without degradation</w:t>
-            </w:r>
-          </w:p>
-        </w:tc>
-        <w:tc>
-          <w:tcPr>
-            <w:tcW w:w="1289" w:type="dxa"/>
-          </w:tcPr>
-          <w:p>
-            <w:pPr>
-              <w:rPr>
-                <w:sz w:val="24"/>
-                <w:szCs w:val="24"/>
-              </w:rPr>
-            </w:pPr>
-            <w:r>
-              <w:rPr>
-                <w:sz w:val="24"/>
-                <w:szCs w:val="24"/>
-              </w:rPr>
-              <w:t>15.1</w:t>
-            </w:r>
-          </w:p>
-        </w:tc>
-        <w:tc>
-          <w:tcPr>
-            <w:tcW w:w="1431" w:type="dxa"/>
-          </w:tcPr>
-          <w:p>
-            <w:pPr>
-              <w:rPr>
-                <w:sz w:val="24"/>
-                <w:szCs w:val="24"/>
-              </w:rPr>
-            </w:pPr>
-            <w:r>
-              <w:rPr>
-                <w:sz w:val="24"/>
-                <w:szCs w:val="24"/>
-              </w:rPr>
-              <w:t>Load test</w:t>
-            </w:r>
-          </w:p>
-        </w:tc>
-        <w:tc>
-          <w:tcPr>
-            <w:tcW w:w="1256" w:type="dxa"/>
-          </w:tcPr>
-          <w:p>
-            <w:pPr>
-              <w:rPr>
-                <w:sz w:val="24"/>
-                <w:szCs w:val="24"/>
-              </w:rPr>
-            </w:pPr>
-            <w:r>
-              <w:rPr>
-                <w:sz w:val="24"/>
-                <w:szCs w:val="24"/>
-              </w:rPr>
-              <w:t>TC-NFR-___</w:t>
-            </w:r>
-          </w:p>
-        </w:tc>
-        <w:tc>
-          <w:tcPr>
-            <w:tcW w:w="1240" w:type="dxa"/>
-          </w:tcPr>
-          <w:p>
-            <w:pPr>
-              <w:rPr>
-                <w:sz w:val="24"/>
-                <w:szCs w:val="24"/>
-              </w:rPr>
-            </w:pPr>
-            <w:r>
-              <w:rPr>
-                <w:sz w:val="24"/>
-                <w:szCs w:val="24"/>
-              </w:rPr>
-              <w:t>Draft</w:t>
-            </w:r>
-          </w:p>
-        </w:tc>
-      </w:tr>
-      <w:tr>
-        <w:trPr>
-          <w:jc w:val="center"/>
-        </w:trPr>
-        <w:tc>
-          <w:tcPr>
-            <w:tcW w:w="1255" w:type="dxa"/>
-          </w:tcPr>
-          <w:p>
-            <w:pPr>
-              <w:rPr>
-                <w:sz w:val="24"/>
-                <w:szCs w:val="24"/>
-              </w:rPr>
-            </w:pPr>
-            <w:r>
-              <w:rPr>
-                <w:sz w:val="24"/>
-                <w:szCs w:val="24"/>
-              </w:rPr>
-              <w:t>NFR-MRG-VAPT-001</w:t>
-            </w:r>
-          </w:p>
-        </w:tc>
-        <w:tc>
-          <w:tcPr>
-            <w:tcW w:w="1416" w:type="dxa"/>
-          </w:tcPr>
-          <w:p>
-            <w:pPr>
-              <w:rPr>
-                <w:sz w:val="24"/>
-                <w:szCs w:val="24"/>
-              </w:rPr>
-            </w:pPr>
-            <w:r>
-              <w:rPr>
-                <w:sz w:val="24"/>
-                <w:szCs w:val="24"/>
-              </w:rPr>
-              <w:t>Security policy</w:t>
-            </w:r>
-          </w:p>
-        </w:tc>
-        <w:tc>
-          <w:tcPr>
-            <w:tcW w:w="2327" w:type="dxa"/>
-          </w:tcPr>
-          <w:p>
-            <w:pPr>
-              <w:rPr>
-                <w:sz w:val="24"/>
-                <w:szCs w:val="24"/>
-              </w:rPr>
-            </w:pPr>
-            <w:r>
-              <w:rPr>
-                <w:sz w:val="24"/>
-                <w:szCs w:val="24"/>
-              </w:rPr>
-              <w:t>Comprehensive VAPT before production deployment</w:t>
-            </w:r>
-          </w:p>
-        </w:tc>
-        <w:tc>
-          <w:tcPr>
-            <w:tcW w:w="1289" w:type="dxa"/>
-          </w:tcPr>
-          <w:p>
-            <w:pPr>
-              <w:rPr>
-                <w:sz w:val="24"/>
-                <w:szCs w:val="24"/>
-              </w:rPr>
-            </w:pPr>
-            <w:r>
-              <w:rPr>
-                <w:sz w:val="24"/>
-                <w:szCs w:val="24"/>
-              </w:rPr>
-              <w:t>15.4</w:t>
-            </w:r>
-          </w:p>
-        </w:tc>
-        <w:tc>
-          <w:tcPr>
-            <w:tcW w:w="1431" w:type="dxa"/>
-          </w:tcPr>
-          <w:p>
-            <w:pPr>
-              <w:rPr>
-                <w:sz w:val="24"/>
-                <w:szCs w:val="24"/>
-              </w:rPr>
-            </w:pPr>
-            <w:r>
-              <w:rPr>
-                <w:sz w:val="24"/>
-                <w:szCs w:val="24"/>
-              </w:rPr>
-              <w:t>—</w:t>
-            </w:r>
-          </w:p>
-        </w:tc>
-        <w:tc>
-          <w:tcPr>
-            <w:tcW w:w="1256" w:type="dxa"/>
-          </w:tcPr>
-          <w:p>
-            <w:pPr>
-              <w:rPr>
-                <w:sz w:val="24"/>
-                <w:szCs w:val="24"/>
-              </w:rPr>
-            </w:pPr>
-            <w:r>
-              <w:rPr>
-                <w:sz w:val="24"/>
-                <w:szCs w:val="24"/>
-              </w:rPr>
-              <w:t>TC-NFR-___</w:t>
-            </w:r>
-          </w:p>
-        </w:tc>
-        <w:tc>
-          <w:tcPr>
-            <w:tcW w:w="1240" w:type="dxa"/>
-          </w:tcPr>
-          <w:p>
-            <w:pPr>
-              <w:rPr>
-                <w:sz w:val="24"/>
-                <w:szCs w:val="24"/>
-              </w:rPr>
-            </w:pPr>
-            <w:r>
-              <w:rPr>
-                <w:sz w:val="24"/>
-                <w:szCs w:val="24"/>
-              </w:rPr>
-              <w:t>Draft</w:t>
-            </w:r>
-          </w:p>
-        </w:tc>
-      </w:tr>
-      <w:tr>
-        <w:trPr>
-          <w:jc w:val="center"/>
-        </w:trPr>
-        <w:tc>
-          <w:tcPr>
-            <w:tcW w:w="1255" w:type="dxa"/>
-          </w:tcPr>
-          <w:p>
-            <w:pPr>
-              <w:rPr>
-                <w:sz w:val="24"/>
-                <w:szCs w:val="24"/>
-              </w:rPr>
-            </w:pPr>
-            <w:r>
-              <w:rPr>
-                <w:sz w:val="24"/>
-                <w:szCs w:val="24"/>
-              </w:rPr>
-              <w:t>FR-HMA-088</w:t>
-            </w:r>
-          </w:p>
-        </w:tc>
-        <w:tc>
-          <w:tcPr>
-            <w:tcW w:w="1416" w:type="dxa"/>
-          </w:tcPr>
-          <w:p>
-            <w:pPr>
-              <w:rPr>
-                <w:sz w:val="24"/>
-                <w:szCs w:val="24"/>
-              </w:rPr>
-            </w:pPr>
-            <w:r>
-              <w:rPr>
-                <w:sz w:val="24"/>
-                <w:szCs w:val="24"/>
-              </w:rPr>
-              <w:t>Process / Offline</w:t>
-            </w:r>
-          </w:p>
-        </w:tc>
-        <w:tc>
-          <w:tcPr>
-            <w:tcW w:w="2327" w:type="dxa"/>
-          </w:tcPr>
-          <w:p>
-            <w:pPr>
-              <w:rPr>
-                <w:sz w:val="24"/>
-                <w:szCs w:val="24"/>
-              </w:rPr>
-            </w:pPr>
-            <w:r>
-              <w:rPr>
-                <w:sz w:val="24"/>
-                <w:szCs w:val="24"/>
-              </w:rPr>
-              <w:t>SR reassign, recall or override DEO allocation without Helpdesk</w:t>
-            </w:r>
-          </w:p>
-        </w:tc>
-        <w:tc>
-          <w:tcPr>
-            <w:tcW w:w="1289" w:type="dxa"/>
-          </w:tcPr>
-          <w:p>
-            <w:pPr>
-              <w:rPr>
-                <w:sz w:val="24"/>
-                <w:szCs w:val="24"/>
-              </w:rPr>
-            </w:pPr>
-            <w:r>
-              <w:rPr>
-                <w:sz w:val="24"/>
-                <w:szCs w:val="24"/>
-              </w:rPr>
-              <w:t>8.1.14 / 16</w:t>
-            </w:r>
-          </w:p>
-        </w:tc>
-        <w:tc>
-          <w:tcPr>
-            <w:tcW w:w="1431" w:type="dxa"/>
-          </w:tcPr>
-          <w:p>
-            <w:pPr>
-              <w:rPr>
-                <w:sz w:val="24"/>
-                <w:szCs w:val="24"/>
-              </w:rPr>
-            </w:pPr>
-            <w:r>
-              <w:rPr>
-                <w:sz w:val="24"/>
-                <w:szCs w:val="24"/>
-              </w:rPr>
-              <w:t>SRO workbench</w:t>
-            </w:r>
-          </w:p>
-        </w:tc>
-        <w:tc>
-          <w:tcPr>
-            <w:tcW w:w="1256" w:type="dxa"/>
-          </w:tcPr>
-          <w:p>
-            <w:pPr>
-              <w:rPr>
-                <w:sz w:val="24"/>
-                <w:szCs w:val="24"/>
-              </w:rPr>
-            </w:pPr>
-            <w:r>
-              <w:rPr>
-                <w:sz w:val="24"/>
-                <w:szCs w:val="24"/>
-              </w:rPr>
-              <w:t>TC-HMA-___</w:t>
-            </w:r>
-          </w:p>
-        </w:tc>
-        <w:tc>
-          <w:tcPr>
-            <w:tcW w:w="1240" w:type="dxa"/>
-          </w:tcPr>
-          <w:p>
-            <w:pPr>
-              <w:rPr>
-                <w:sz w:val="24"/>
-                <w:szCs w:val="24"/>
-              </w:rPr>
-            </w:pPr>
-            <w:r>
-              <w:rPr>
-                <w:sz w:val="24"/>
-                <w:szCs w:val="24"/>
-              </w:rPr>
-              <w:t>Draft</w:t>
-            </w:r>
-          </w:p>
-        </w:tc>
-      </w:tr>
-      <w:tr>
-        <w:trPr>
-          <w:jc w:val="center"/>
-        </w:trPr>
-        <w:tc>
-          <w:tcPr>
-            <w:tcW w:w="1255" w:type="dxa"/>
-          </w:tcPr>
-          <w:p>
-            <w:pPr>
-              <w:rPr>
-                <w:sz w:val="24"/>
-                <w:szCs w:val="24"/>
-              </w:rPr>
-            </w:pPr>
-            <w:r>
-              <w:rPr>
-                <w:sz w:val="24"/>
-                <w:szCs w:val="24"/>
-              </w:rPr>
-              <w:t>FB-MRG-001</w:t>
-            </w:r>
-          </w:p>
-        </w:tc>
-        <w:tc>
-          <w:tcPr>
-            <w:tcW w:w="1416" w:type="dxa"/>
-          </w:tcPr>
-          <w:p>
-            <w:pPr>
-              <w:rPr>
-                <w:sz w:val="24"/>
-                <w:szCs w:val="24"/>
-              </w:rPr>
-            </w:pPr>
-            <w:r>
-              <w:rPr>
-                <w:sz w:val="24"/>
-                <w:szCs w:val="24"/>
-              </w:rPr>
-              <w:t>Payment / Treasury</w:t>
-            </w:r>
-          </w:p>
-        </w:tc>
-        <w:tc>
-          <w:tcPr>
-            <w:tcW w:w="2327" w:type="dxa"/>
-          </w:tcPr>
-          <w:p>
-            <w:pPr>
-              <w:rPr>
-                <w:sz w:val="24"/>
-                <w:szCs w:val="24"/>
-              </w:rPr>
-            </w:pPr>
-            <w:r>
-              <w:rPr>
-                <w:sz w:val="24"/>
-                <w:szCs w:val="24"/>
-              </w:rPr>
-              <w:t>Poll gateway on timeout; lock UI against duplicate payment</w:t>
-            </w:r>
-          </w:p>
-        </w:tc>
-        <w:tc>
-          <w:tcPr>
-            <w:tcW w:w="1289" w:type="dxa"/>
-          </w:tcPr>
-          <w:p>
-            <w:pPr>
-              <w:rPr>
-                <w:sz w:val="24"/>
-                <w:szCs w:val="24"/>
-              </w:rPr>
-            </w:pPr>
-            <w:r>
-              <w:rPr>
-                <w:sz w:val="24"/>
-                <w:szCs w:val="24"/>
-              </w:rPr>
-              <w:t>17</w:t>
-            </w:r>
-          </w:p>
-        </w:tc>
-        <w:tc>
-          <w:tcPr>
-            <w:tcW w:w="1431" w:type="dxa"/>
-          </w:tcPr>
-          <w:p>
-            <w:pPr>
-              <w:rPr>
-                <w:sz w:val="24"/>
-                <w:szCs w:val="24"/>
-              </w:rPr>
-            </w:pPr>
-            <w:r>
-              <w:rPr>
-                <w:sz w:val="24"/>
-                <w:szCs w:val="24"/>
-              </w:rPr>
-              <w:t>Payment</w:t>
-            </w:r>
-          </w:p>
-        </w:tc>
-        <w:tc>
-          <w:tcPr>
-            <w:tcW w:w="1256" w:type="dxa"/>
-          </w:tcPr>
-          <w:p>
-            <w:pPr>
-              <w:rPr>
-                <w:sz w:val="24"/>
-                <w:szCs w:val="24"/>
-              </w:rPr>
-            </w:pPr>
-            <w:r>
-              <w:rPr>
-                <w:sz w:val="24"/>
-                <w:szCs w:val="24"/>
-              </w:rPr>
-              <w:t>TC-NFR-___</w:t>
-            </w:r>
-          </w:p>
-        </w:tc>
-        <w:tc>
-          <w:tcPr>
-            <w:tcW w:w="1240" w:type="dxa"/>
-          </w:tcPr>
-          <w:p>
-            <w:pPr>
-              <w:rPr>
-                <w:sz w:val="24"/>
-                <w:szCs w:val="24"/>
-              </w:rPr>
-            </w:pPr>
-            <w:r>
-              <w:rPr>
-                <w:sz w:val="24"/>
-                <w:szCs w:val="24"/>
-              </w:rPr>
-              <w:t>Draft</w:t>
-            </w:r>
-          </w:p>
-        </w:tc>
-      </w:tr>
-      <w:tr>
-        <w:trPr>
-          <w:jc w:val="center"/>
-        </w:trPr>
-        <w:tc>
-          <w:tcPr>
-            <w:tcW w:w="1255" w:type="dxa"/>
-          </w:tcPr>
-          <w:p>
-            <w:pPr>
-              <w:rPr>
-                <w:sz w:val="24"/>
-                <w:szCs w:val="24"/>
-              </w:rPr>
-            </w:pPr>
-            <w:r>
-              <w:rPr>
-                <w:sz w:val="24"/>
-                <w:szCs w:val="24"/>
-              </w:rPr>
-              <w:lastRenderedPageBreak/>
-              <w:t>RS-MRG-001</w:t>
-            </w:r>
-          </w:p>
-        </w:tc>
-        <w:tc>
-          <w:tcPr>
-            <w:tcW w:w="1416" w:type="dxa"/>
-          </w:tcPr>
-          <w:p>
-            <w:pPr>
-              <w:rPr>
-                <w:sz w:val="24"/>
-                <w:szCs w:val="24"/>
-              </w:rPr>
-            </w:pPr>
-            <w:r>
-              <w:rPr>
-                <w:sz w:val="24"/>
-                <w:szCs w:val="24"/>
-              </w:rPr>
-              <w:t>UX / service selection</w:t>
-            </w:r>
-          </w:p>
-        </w:tc>
-        <w:tc>
-          <w:tcPr>
-            <w:tcW w:w="2327" w:type="dxa"/>
-          </w:tcPr>
-          <w:p>
-            <w:pPr>
-              <w:rPr>
-                <w:sz w:val="24"/>
-                <w:szCs w:val="24"/>
-              </w:rPr>
-            </w:pPr>
-            <w:r>
-              <w:rPr>
-                <w:sz w:val="24"/>
-                <w:szCs w:val="24"/>
-              </w:rPr>
-              <w:t>Needs-Based Wizard routes citizen to the correct marriage path</w:t>
-            </w:r>
-          </w:p>
-        </w:tc>
-        <w:tc>
-          <w:tcPr>
-            <w:tcW w:w="1289" w:type="dxa"/>
-          </w:tcPr>
-          <w:p>
-            <w:pPr>
-              <w:rPr>
-                <w:sz w:val="24"/>
-                <w:szCs w:val="24"/>
-              </w:rPr>
-            </w:pPr>
-            <w:r>
-              <w:rPr>
-                <w:sz w:val="24"/>
-                <w:szCs w:val="24"/>
-              </w:rPr>
-              <w:t>16 / 18.3</w:t>
-            </w:r>
-          </w:p>
-        </w:tc>
-        <w:tc>
-          <w:tcPr>
-            <w:tcW w:w="1431" w:type="dxa"/>
-          </w:tcPr>
-          <w:p>
-            <w:pPr>
-              <w:rPr>
-                <w:sz w:val="24"/>
-                <w:szCs w:val="24"/>
-              </w:rPr>
-            </w:pPr>
-            <w:r>
-              <w:rPr>
-                <w:sz w:val="24"/>
-                <w:szCs w:val="24"/>
-              </w:rPr>
-              <w:t>Landing / wizard</w:t>
-            </w:r>
-          </w:p>
-        </w:tc>
-        <w:tc>
-          <w:tcPr>
-            <w:tcW w:w="1256" w:type="dxa"/>
-          </w:tcPr>
-          <w:p>
-            <w:pPr>
-              <w:rPr>
-                <w:sz w:val="24"/>
-                <w:szCs w:val="24"/>
-              </w:rPr>
-            </w:pPr>
-            <w:r>
-              <w:rPr>
-                <w:sz w:val="24"/>
-                <w:szCs w:val="24"/>
-              </w:rPr>
-              <w:t>TC-HMA-___</w:t>
-            </w:r>
-          </w:p>
-        </w:tc>
-        <w:tc>
-          <w:tcPr>
-            <w:tcW w:w="1240" w:type="dxa"/>
+            <w:tcW w:w="1198" w:type="dxa"/>
           </w:tcPr>
           <w:p>
             <w:pPr>
@@ -55743,7 +53535,7 @@
         </w:trPr>
         <w:tc>
           <w:tcPr>
-            <w:tcW w:w="2556" w:type="dxa"/>
+            <w:tcW w:w="2553" w:type="dxa"/>
             <w:shd w:val="clear" w:color="auto" w:fill="D9E2F3"/>
           </w:tcPr>
           <w:p>
@@ -55766,7 +53558,7 @@
         </w:tc>
         <w:tc>
           <w:tcPr>
-            <w:tcW w:w="2556" w:type="dxa"/>
+            <w:tcW w:w="2553" w:type="dxa"/>
             <w:shd w:val="clear" w:color="auto" w:fill="D9E2F3"/>
           </w:tcPr>
           <w:p>
@@ -55789,7 +53581,7 @@
         </w:tc>
         <w:tc>
           <w:tcPr>
-            <w:tcW w:w="2556" w:type="dxa"/>
+            <w:tcW w:w="2554" w:type="dxa"/>
             <w:shd w:val="clear" w:color="auto" w:fill="D9E2F3"/>
           </w:tcPr>
           <w:p>
@@ -55812,7 +53604,7 @@
         </w:tc>
         <w:tc>
           <w:tcPr>
-            <w:tcW w:w="2556" w:type="dxa"/>
+            <w:tcW w:w="2554" w:type="dxa"/>
             <w:shd w:val="clear" w:color="auto" w:fill="D9E2F3"/>
           </w:tcPr>
           <w:p>
@@ -55840,56 +53632,63 @@
         </w:trPr>
         <w:tc>
           <w:tcPr>
-            <w:tcW w:w="2556" w:type="dxa"/>
-          </w:tcPr>
-          <w:p>
-            <w:pPr>
-              <w:spacing w:before="20" w:after="20"/>
-              <w:rPr>
-                <w:sz w:val="24"/>
-                <w:szCs w:val="24"/>
-              </w:rPr>
-            </w:pPr>
-            <w:r>
-              <w:rPr>
-                <w:sz w:val="24"/>
-                <w:szCs w:val="24"/>
-              </w:rPr>
-              <w:t>Product Owner</w:t>
-            </w:r>
-          </w:p>
-        </w:tc>
-        <w:tc>
-          <w:tcPr>
-            <w:tcW w:w="2556" w:type="dxa"/>
-          </w:tcPr>
-          <w:p>
-            <w:pPr>
-              <w:spacing w:before="20" w:after="20"/>
-              <w:rPr>
-                <w:sz w:val="24"/>
-                <w:szCs w:val="24"/>
-              </w:rPr>
-            </w:pPr>
-          </w:p>
-        </w:tc>
-        <w:tc>
-          <w:tcPr>
-            <w:tcW w:w="2556" w:type="dxa"/>
-          </w:tcPr>
-          <w:p>
-            <w:pPr>
-              <w:spacing w:before="20" w:after="20"/>
-              <w:rPr>
-                <w:sz w:val="24"/>
-                <w:szCs w:val="24"/>
-              </w:rPr>
-            </w:pPr>
-          </w:p>
-        </w:tc>
-        <w:tc>
-          <w:tcPr>
-            <w:tcW w:w="2556" w:type="dxa"/>
+            <w:tcW w:w="2553" w:type="dxa"/>
+          </w:tcPr>
+          <w:p>
+            <w:pPr>
+              <w:spacing w:before="20" w:after="20"/>
+              <w:rPr>
+                <w:sz w:val="24"/>
+                <w:szCs w:val="24"/>
+              </w:rPr>
+            </w:pPr>
+            <w:r>
+              <w:rPr>
+                <w:sz w:val="24"/>
+                <w:szCs w:val="24"/>
+              </w:rPr>
+              <w:t>Business Analyst</w:t>
+            </w:r>
+            <w:r>
+              <w:rPr>
+                <w:sz w:val="24"/>
+                <w:szCs w:val="24"/>
+              </w:rPr>
+              <w:t xml:space="preserve"> </w:t>
+            </w:r>
+          </w:p>
+        </w:tc>
+        <w:tc>
+          <w:tcPr>
+            <w:tcW w:w="2553" w:type="dxa"/>
+          </w:tcPr>
+          <w:p>
+            <w:pPr>
+              <w:spacing w:before="20" w:after="20"/>
+              <w:rPr>
+                <w:sz w:val="24"/>
+                <w:szCs w:val="24"/>
+              </w:rPr>
+            </w:pPr>
+          </w:p>
+        </w:tc>
+        <w:tc>
+          <w:tcPr>
+            <w:tcW w:w="2554" w:type="dxa"/>
+          </w:tcPr>
+          <w:p>
+            <w:pPr>
+              <w:spacing w:before="20" w:after="20"/>
+              <w:rPr>
+                <w:sz w:val="24"/>
+                <w:szCs w:val="24"/>
+              </w:rPr>
+            </w:pPr>
+          </w:p>
+        </w:tc>
+        <w:tc>
+          <w:tcPr>
+            <w:tcW w:w="2554" w:type="dxa"/>
           </w:tcPr>
           <w:p>
             <w:pPr>
@@ -55908,56 +53707,56 @@
         </w:trPr>
         <w:tc>
           <w:tcPr>
-            <w:tcW w:w="2556" w:type="dxa"/>
-          </w:tcPr>
-          <w:p>
-            <w:pPr>
-              <w:spacing w:before="20" w:after="20"/>
-              <w:rPr>
-                <w:sz w:val="24"/>
-                <w:szCs w:val="24"/>
-              </w:rPr>
-            </w:pPr>
-            <w:r>
-              <w:rPr>
-                <w:sz w:val="24"/>
-                <w:szCs w:val="24"/>
-              </w:rPr>
-              <w:t>Domain Expert</w:t>
-            </w:r>
-          </w:p>
-        </w:tc>
-        <w:tc>
-          <w:tcPr>
-            <w:tcW w:w="2556" w:type="dxa"/>
-          </w:tcPr>
-          <w:p>
-            <w:pPr>
-              <w:spacing w:before="20" w:after="20"/>
-              <w:rPr>
-                <w:sz w:val="24"/>
-                <w:szCs w:val="24"/>
-              </w:rPr>
-            </w:pPr>
-          </w:p>
-        </w:tc>
-        <w:tc>
-          <w:tcPr>
-            <w:tcW w:w="2556" w:type="dxa"/>
-          </w:tcPr>
-          <w:p>
-            <w:pPr>
-              <w:spacing w:before="20" w:after="20"/>
-              <w:rPr>
-                <w:sz w:val="24"/>
-                <w:szCs w:val="24"/>
-              </w:rPr>
-            </w:pPr>
-          </w:p>
-        </w:tc>
-        <w:tc>
-          <w:tcPr>
-            <w:tcW w:w="2556" w:type="dxa"/>
+            <w:tcW w:w="2553" w:type="dxa"/>
+          </w:tcPr>
+          <w:p>
+            <w:pPr>
+              <w:spacing w:before="20" w:after="20"/>
+              <w:rPr>
+                <w:sz w:val="24"/>
+                <w:szCs w:val="24"/>
+              </w:rPr>
+            </w:pPr>
+            <w:r>
+              <w:rPr>
+                <w:sz w:val="24"/>
+                <w:szCs w:val="24"/>
+              </w:rPr>
+              <w:t>Product Owner</w:t>
+            </w:r>
+          </w:p>
+        </w:tc>
+        <w:tc>
+          <w:tcPr>
+            <w:tcW w:w="2553" w:type="dxa"/>
+          </w:tcPr>
+          <w:p>
+            <w:pPr>
+              <w:spacing w:before="20" w:after="20"/>
+              <w:rPr>
+                <w:sz w:val="24"/>
+                <w:szCs w:val="24"/>
+              </w:rPr>
+            </w:pPr>
+          </w:p>
+        </w:tc>
+        <w:tc>
+          <w:tcPr>
+            <w:tcW w:w="2554" w:type="dxa"/>
+          </w:tcPr>
+          <w:p>
+            <w:pPr>
+              <w:spacing w:before="20" w:after="20"/>
+              <w:rPr>
+                <w:sz w:val="24"/>
+                <w:szCs w:val="24"/>
+              </w:rPr>
+            </w:pPr>
+          </w:p>
+        </w:tc>
+        <w:tc>
+          <w:tcPr>
+            <w:tcW w:w="2554" w:type="dxa"/>
           </w:tcPr>
           <w:p>
             <w:pPr>
@@ -55976,56 +53775,56 @@
         </w:trPr>
         <w:tc>
           <w:tcPr>
-            <w:tcW w:w="2556" w:type="dxa"/>
-          </w:tcPr>
-          <w:p>
-            <w:pPr>
-              <w:spacing w:before="20" w:after="20"/>
-              <w:rPr>
-                <w:sz w:val="24"/>
-                <w:szCs w:val="24"/>
-              </w:rPr>
-            </w:pPr>
-            <w:r>
-              <w:rPr>
-                <w:sz w:val="24"/>
-                <w:szCs w:val="24"/>
-              </w:rPr>
-              <w:t>IGR nominee</w:t>
-            </w:r>
-          </w:p>
-        </w:tc>
-        <w:tc>
-          <w:tcPr>
-            <w:tcW w:w="2556" w:type="dxa"/>
-          </w:tcPr>
-          <w:p>
-            <w:pPr>
-              <w:spacing w:before="20" w:after="20"/>
-              <w:rPr>
-                <w:sz w:val="24"/>
-                <w:szCs w:val="24"/>
-              </w:rPr>
-            </w:pPr>
-          </w:p>
-        </w:tc>
-        <w:tc>
-          <w:tcPr>
-            <w:tcW w:w="2556" w:type="dxa"/>
-          </w:tcPr>
-          <w:p>
-            <w:pPr>
-              <w:spacing w:before="20" w:after="20"/>
-              <w:rPr>
-                <w:sz w:val="24"/>
-                <w:szCs w:val="24"/>
-              </w:rPr>
-            </w:pPr>
-          </w:p>
-        </w:tc>
-        <w:tc>
-          <w:tcPr>
-            <w:tcW w:w="2556" w:type="dxa"/>
+            <w:tcW w:w="2553" w:type="dxa"/>
+          </w:tcPr>
+          <w:p>
+            <w:pPr>
+              <w:spacing w:before="20" w:after="20"/>
+              <w:rPr>
+                <w:sz w:val="24"/>
+                <w:szCs w:val="24"/>
+              </w:rPr>
+            </w:pPr>
+            <w:r>
+              <w:rPr>
+                <w:sz w:val="24"/>
+                <w:szCs w:val="24"/>
+              </w:rPr>
+              <w:t>Domain Expert</w:t>
+            </w:r>
+          </w:p>
+        </w:tc>
+        <w:tc>
+          <w:tcPr>
+            <w:tcW w:w="2553" w:type="dxa"/>
+          </w:tcPr>
+          <w:p>
+            <w:pPr>
+              <w:spacing w:before="20" w:after="20"/>
+              <w:rPr>
+                <w:sz w:val="24"/>
+                <w:szCs w:val="24"/>
+              </w:rPr>
+            </w:pPr>
+          </w:p>
+        </w:tc>
+        <w:tc>
+          <w:tcPr>
+            <w:tcW w:w="2554" w:type="dxa"/>
+          </w:tcPr>
+          <w:p>
+            <w:pPr>
+              <w:spacing w:before="20" w:after="20"/>
+              <w:rPr>
+                <w:sz w:val="24"/>
+                <w:szCs w:val="24"/>
+              </w:rPr>
+            </w:pPr>
+          </w:p>
+        </w:tc>
+        <w:tc>
+          <w:tcPr>
+            <w:tcW w:w="2554" w:type="dxa"/>
           </w:tcPr>
           <w:p>
             <w:pPr>
@@ -56044,56 +53843,56 @@
         </w:trPr>
         <w:tc>
           <w:tcPr>
-            <w:tcW w:w="2556" w:type="dxa"/>
-          </w:tcPr>
-          <w:p>
-            <w:pPr>
-              <w:spacing w:before="20" w:after="20"/>
-              <w:rPr>
-                <w:sz w:val="24"/>
-                <w:szCs w:val="24"/>
-              </w:rPr>
-            </w:pPr>
-            <w:r>
-              <w:rPr>
-                <w:sz w:val="24"/>
-                <w:szCs w:val="24"/>
-              </w:rPr>
-              <w:t>Business Analyst</w:t>
-            </w:r>
-          </w:p>
-        </w:tc>
-        <w:tc>
-          <w:tcPr>
-            <w:tcW w:w="2556" w:type="dxa"/>
-          </w:tcPr>
-          <w:p>
-            <w:pPr>
-              <w:spacing w:before="20" w:after="20"/>
-              <w:rPr>
-                <w:sz w:val="24"/>
-                <w:szCs w:val="24"/>
-              </w:rPr>
-            </w:pPr>
-          </w:p>
-        </w:tc>
-        <w:tc>
-          <w:tcPr>
-            <w:tcW w:w="2556" w:type="dxa"/>
-          </w:tcPr>
-          <w:p>
-            <w:pPr>
-              <w:spacing w:before="20" w:after="20"/>
-              <w:rPr>
-                <w:sz w:val="24"/>
-                <w:szCs w:val="24"/>
-              </w:rPr>
-            </w:pPr>
-          </w:p>
-        </w:tc>
-        <w:tc>
-          <w:tcPr>
-            <w:tcW w:w="2556" w:type="dxa"/>
+            <w:tcW w:w="2553" w:type="dxa"/>
+          </w:tcPr>
+          <w:p>
+            <w:pPr>
+              <w:spacing w:before="20" w:after="20"/>
+              <w:rPr>
+                <w:sz w:val="24"/>
+                <w:szCs w:val="24"/>
+              </w:rPr>
+            </w:pPr>
+            <w:r>
+              <w:rPr>
+                <w:sz w:val="24"/>
+                <w:szCs w:val="24"/>
+              </w:rPr>
+              <w:t>AIGR Computers</w:t>
+            </w:r>
+          </w:p>
+        </w:tc>
+        <w:tc>
+          <w:tcPr>
+            <w:tcW w:w="2553" w:type="dxa"/>
+          </w:tcPr>
+          <w:p>
+            <w:pPr>
+              <w:spacing w:before="20" w:after="20"/>
+              <w:rPr>
+                <w:sz w:val="24"/>
+                <w:szCs w:val="24"/>
+              </w:rPr>
+            </w:pPr>
+          </w:p>
+        </w:tc>
+        <w:tc>
+          <w:tcPr>
+            <w:tcW w:w="2554" w:type="dxa"/>
+          </w:tcPr>
+          <w:p>
+            <w:pPr>
+              <w:spacing w:before="20" w:after="20"/>
+              <w:rPr>
+                <w:sz w:val="24"/>
+                <w:szCs w:val="24"/>
+              </w:rPr>
+            </w:pPr>
+          </w:p>
+        </w:tc>
+        <w:tc>
+          <w:tcPr>
+            <w:tcW w:w="2554" w:type="dxa"/>
           </w:tcPr>
           <w:p>
             <w:pPr>
@@ -56128,7 +53927,7 @@
           <w:sz w:val="24"/>
           <w:szCs w:val="24"/>
         </w:rPr>
-        <w:t>UAT scope: Test scenarios derived from FR-HMA-* and FR-SMA-* (see 13 RTM), NFR-MRG-* (see 15), fallbacks FB-MRG-* (see 17), BR-HMA-* / BR-SMA-*, statutory forms Form I / IA / II / II-A, and the Special Marriage Second, Third, Fourth and Fifth Schedules. Performance, security, availability and VAPT evidence in §15, and fallback / DEO-reassignment scenarios in §16–17, are Go-Live gates.</w:t>
+        <w:t>UAT scope: Test scenarios derived from FR-HMA-* and FR-SMA-* (see 13 RTM), NFR-MRG-* (see 15), fallbacks FB-MRG-* (see 17), BR-HMA-* / BR-SMA-*, statutory forms Form I / IA / II / II-A, and the Special Marriage Second, Third, Fourth and Fifth Schedules. Performance, security, availability and VAPT evidence in §15, and fallback / DEO-reassignment scenarios in 16–17, are Go-Live gates.</w:t>
       </w:r>
     </w:p>
     <w:p>
@@ -56374,6 +54173,7 @@
                 <w:sz w:val="24"/>
                 <w:szCs w:val="24"/>
               </w:rPr>
+              <w:lastRenderedPageBreak/>
               <w:t>NFR-MRG-PERF-002</w:t>
             </w:r>
           </w:p>
@@ -56394,35 +54194,26 @@
                 <w:sz w:val="24"/>
                 <w:szCs w:val="24"/>
               </w:rPr>
-              <w:t>The portal shall support a minimum of 5,000 concurrent citizen sessions and 2,500 concurrent internal-</w:t>
-            </w:r>
-            <w:r>
-              <w:rPr>
-                <w:sz w:val="24"/>
-                <w:szCs w:val="24"/>
-              </w:rPr>
-              <w:lastRenderedPageBreak/>
-              <w:t>user (SRO / DEO) sessions without degradation in response time or error rate</w:t>
-            </w:r>
-          </w:p>
-        </w:tc>
-        <w:tc>
-          <w:tcPr>
-            <w:tcW w:w="2556" w:type="dxa"/>
-          </w:tcPr>
-          <w:p>
-            <w:pPr>
-              <w:rPr>
-                <w:sz w:val="24"/>
-                <w:szCs w:val="24"/>
-              </w:rPr>
-            </w:pPr>
-            <w:r>
-              <w:rPr>
-                <w:sz w:val="24"/>
-                <w:szCs w:val="24"/>
-              </w:rPr>
-              <w:lastRenderedPageBreak/>
+              <w:t>The portal shall support a minimum of 5,000 concurrent citizen sessions and 2,500 concurrent internal-user (SRO / DEO) sessions without degradation in response time or error rate</w:t>
+            </w:r>
+          </w:p>
+        </w:tc>
+        <w:tc>
+          <w:tcPr>
+            <w:tcW w:w="2556" w:type="dxa"/>
+          </w:tcPr>
+          <w:p>
+            <w:pPr>
+              <w:rPr>
+                <w:sz w:val="24"/>
+                <w:szCs w:val="24"/>
+              </w:rPr>
+            </w:pPr>
+            <w:r>
+              <w:rPr>
+                <w:sz w:val="24"/>
+                <w:szCs w:val="24"/>
+              </w:rPr>
               <w:t>Must</w:t>
             </w:r>
           </w:p>
@@ -56861,7 +54652,7 @@
                 <w:sz w:val="24"/>
                 <w:szCs w:val="24"/>
               </w:rPr>
-              <w:t xml:space="preserve">All critical state changes (application approvals, rejections, certificate issuances and DEO allocations) shall generate an immutable, </w:t>
+              <w:t xml:space="preserve">All critical state changes (application approvals, rejections, certificate issuances </w:t>
             </w:r>
             <w:r>
               <w:rPr>
@@ -56869,7 +54660,7 @@
                 <w:szCs w:val="24"/>
               </w:rPr>
               <w:lastRenderedPageBreak/>
-              <w:t>timestamped audit log tied to the actor’s ID</w:t>
+              <w:t>and DEO allocations) shall generate an immutable, timestamped audit log tied to the actor’s ID</w:t>
             </w:r>
           </w:p>
         </w:tc>
@@ -56910,7 +54701,15 @@
                 <w:sz w:val="24"/>
                 <w:szCs w:val="24"/>
               </w:rPr>
-              <w:t>Append-only audit event with actor ID, timestamp, previous/next state and reason where applicable; aligns with FR-HMA-075 and FR-SMA-059</w:t>
+              <w:t xml:space="preserve">Append-only audit event with actor ID, timestamp, previous/next state and </w:t>
+            </w:r>
+            <w:r>
+              <w:rPr>
+                <w:sz w:val="24"/>
+                <w:szCs w:val="24"/>
+              </w:rPr>
+              <w:lastRenderedPageBreak/>
+              <w:t>reason where applicable; aligns with FR-HMA-075 and FR-SMA-059</w:t>
             </w:r>
           </w:p>
         </w:tc>
@@ -57408,7 +55207,7 @@
                 <w:sz w:val="24"/>
                 <w:szCs w:val="24"/>
               </w:rPr>
-              <w:t xml:space="preserve">As a strict infrastructure policy, the application shall undergo a comprehensive Vulnerability Assessment and Penetration Testing </w:t>
+              <w:t xml:space="preserve">As a strict infrastructure policy, the application shall undergo a comprehensive Vulnerability Assessment and </w:t>
             </w:r>
             <w:r>
               <w:rPr>
@@ -57416,7 +55215,7 @@
                 <w:szCs w:val="24"/>
               </w:rPr>
               <w:lastRenderedPageBreak/>
-              <w:t>(VAPT) prior to production deployment</w:t>
+              <w:t>Penetration Testing (VAPT) prior to production deployment</w:t>
             </w:r>
           </w:p>
         </w:tc>
@@ -57958,7 +55757,23 @@
                 <w:sz w:val="24"/>
                 <w:szCs w:val="24"/>
               </w:rPr>
-              <w:t xml:space="preserve">Prolonged downtime of third-party dependencies (e-KYC / Aadhaar, </w:t>
+              <w:t xml:space="preserve">Prolonged downtime of third-party dependencies (e-KYC / </w:t>
+            </w:r>
+            <w:proofErr w:type="spellStart"/>
+            <w:r>
+              <w:rPr>
+                <w:sz w:val="24"/>
+                <w:szCs w:val="24"/>
+              </w:rPr>
+              <w:t>Aadhaar</w:t>
+            </w:r>
+            <w:proofErr w:type="spellEnd"/>
+            <w:r>
+              <w:rPr>
+                <w:sz w:val="24"/>
+                <w:szCs w:val="24"/>
+              </w:rPr>
+              <w:t xml:space="preserve">, </w:t>
             </w:r>
             <w:proofErr w:type="spellStart"/>
             <w:r>
@@ -59133,23 +56948,7 @@
           <w:sz w:val="24"/>
           <w:szCs w:val="24"/>
         </w:rPr>
-        <w:t>/Marriage/</w:t>
-      </w:r>
-      <w:proofErr w:type="gramStart"/>
-      <w:r>
-        <w:rPr>
-          <w:sz w:val="24"/>
-          <w:szCs w:val="24"/>
-        </w:rPr>
-        <w:t>SpecialMarriage(</w:t>
-      </w:r>
-      <w:proofErr w:type="gramEnd"/>
-      <w:r>
-        <w:rPr>
-          <w:sz w:val="24"/>
-          <w:szCs w:val="24"/>
-        </w:rPr>
-        <w:t>Karnataka)Rules1961.pdf</w:t>
+        <w:t>/Marriage/SpecialMarriage(Karnataka)Rules1961.pdf</w:t>
       </w:r>
     </w:p>
     <w:p>
@@ -59271,7 +57070,7 @@
 </file>
 
 <file path=word/numbering.xml><?xml version="1.0" encoding="utf-8"?>
-<w:numbering xmlns:wpc="http://schemas.microsoft.com/office/word/2010/wordprocessingCanvas" xmlns:cx="http://schemas.microsoft.com/office/drawing/2014/chartex" xmlns:cx1="http://schemas.microsoft.com/office/drawing/2015/9/8/chartex" xmlns:cx2="http://schemas.microsoft.com/office/drawing/2015/10/21/chartex" xmlns:cx3="http://schemas.microsoft.com/office/drawing/2016/5/9/chartex" xmlns:cx4="http://schemas.microsoft.com/office/drawing/2016/5/10/chartex" xmlns:cx5="http://schemas.microsoft.com/office/drawing/2016/5/11/chartex" xmlns:cx6="http://schemas.microsoft.com/office/drawing/2016/5/12/chartex" xmlns:cx7="http://schemas.microsoft.com/office/drawing/2016/5/13/chartex" xmlns:cx8="http://schemas.microsoft.com/office/drawing/2016/5/14/chartex" xmlns:mc="http://schemas.openxmlformats.org/markup-compatibility/2006" xmlns:aink="http://schemas.microsoft.com/office/drawing/2016/ink" xmlns:am3d="http://schemas.microsoft.com/office/drawing/2017/model3d" xmlns:o="urn:schemas-microsoft-com:office:office" xmlns:oel="http://schemas.microsoft.com/office/2019/extlst" xmlns:r="http://schemas.openxmlformats.org/officeDocument/2006/relationships" xmlns:m="http://schemas.openxmlformats.org/officeDocument/2006/math" xmlns:v="urn:schemas-microsoft-com:vml" xmlns:wp14="http://schemas.microsoft.com/office/word/2010/wordprocessingDrawing" xmlns:wp="http://schemas.openxmlformats.org/drawingml/2006/wordprocessingDrawing" xmlns:w10="urn:schemas-microsoft-com:office:word" xmlns:w="http://schemas.openxmlformats.org/wordprocessingml/2006/main" xmlns:w14="http://schemas.microsoft.com/office/word/2010/wordml" xmlns:w15="http://schemas.microsoft.com/office/word/2012/wordml" xmlns:w16cex="http://schemas.microsoft.com/office/word/2018/wordml/cex" xmlns:w16cid="http://schemas.microsoft.com/office/word/2016/wordml/cid" xmlns:w16="http://schemas.microsoft.com/office/word/2018/wordml" xmlns:w16du="http://schemas.microsoft.com/office/word/2023/wordml/word16du" xmlns:w16sdtdh="http://schemas.microsoft.com/office/word/2020/wordml/sdtdatahash" xmlns:w16sdtfl="http://schemas.microsoft.com/office/word/2024/wordml/sdtformatlock" xmlns:w16se="http://schemas.microsoft.com/office/word/2015/wordml/symex" xmlns:wpg="http://schemas.microsoft.com/office/word/2010/wordprocessingGroup" xmlns:wpi="http://schemas.microsoft.com/office/word/2010/wordprocessingInk" xmlns:wne="http://schemas.microsoft.com/office/word/2006/wordml" xmlns:wps="http://schemas.microsoft.com/office/word/2010/wordprocessingShape" mc:Ignorable="w14 w15 w16se w16cid w16 w16cex w16sdtdh w16sdtfl w16du wp14">
+<w:numbering xmlns:wpc="http://schemas.microsoft.com/office/word/2010/wordprocessingCanvas" xmlns:cx="http://schemas.microsoft.com/office/drawing/2014/chartex" xmlns:cx1="http://schemas.microsoft.com/office/drawing/2015/9/8/chartex" xmlns:mc="http://schemas.openxmlformats.org/markup-compatibility/2006" xmlns:o="urn:schemas-microsoft-com:office:office" xmlns:r="http://schemas.openxmlformats.org/officeDocument/2006/relationships" xmlns:m="http://schemas.openxmlformats.org/officeDocument/2006/math" xmlns:v="urn:schemas-microsoft-com:vml" xmlns:wp14="http://schemas.microsoft.com/office/word/2010/wordprocessingDrawing" xmlns:wp="http://schemas.openxmlformats.org/drawingml/2006/wordprocessingDrawing" xmlns:w10="urn:schemas-microsoft-com:office:word" xmlns:w="http://schemas.openxmlformats.org/wordprocessingml/2006/main" xmlns:w14="http://schemas.microsoft.com/office/word/2010/wordml" xmlns:w15="http://schemas.microsoft.com/office/word/2012/wordml" xmlns:w16se="http://schemas.microsoft.com/office/word/2015/wordml/symex" xmlns:wpg="http://schemas.microsoft.com/office/word/2010/wordprocessingGroup" xmlns:wpi="http://schemas.microsoft.com/office/word/2010/wordprocessingInk" xmlns:wne="http://schemas.microsoft.com/office/word/2006/wordml" xmlns:wps="http://schemas.microsoft.com/office/word/2010/wordprocessingShape" mc:Ignorable="w14 w15 w16se wp14">
   <w:abstractNum w:abstractNumId="0" w15:restartNumberingAfterBreak="0">
     <w:nsid w:val="FFFFFF7C"/>
     <w:multiLevelType w:val="singleLevel"/>
@@ -59762,64 +57561,64 @@
       </w:pPr>
     </w:lvl>
   </w:abstractNum>
-  <w:num w:numId="1" w16cid:durableId="1892691306">
+  <w:num w:numId="1">
     <w:abstractNumId w:val="8"/>
   </w:num>
-  <w:num w:numId="2" w16cid:durableId="1962346001">
+  <w:num w:numId="2">
     <w:abstractNumId w:val="6"/>
   </w:num>
-  <w:num w:numId="3" w16cid:durableId="1258634670">
+  <w:num w:numId="3">
     <w:abstractNumId w:val="5"/>
   </w:num>
-  <w:num w:numId="4" w16cid:durableId="241764036">
+  <w:num w:numId="4">
     <w:abstractNumId w:val="4"/>
   </w:num>
-  <w:num w:numId="5" w16cid:durableId="804273711">
+  <w:num w:numId="5">
     <w:abstractNumId w:val="7"/>
   </w:num>
-  <w:num w:numId="6" w16cid:durableId="671689069">
+  <w:num w:numId="6">
     <w:abstractNumId w:val="3"/>
   </w:num>
-  <w:num w:numId="7" w16cid:durableId="1646619982">
+  <w:num w:numId="7">
     <w:abstractNumId w:val="2"/>
   </w:num>
-  <w:num w:numId="8" w16cid:durableId="241717689">
+  <w:num w:numId="8">
     <w:abstractNumId w:val="1"/>
   </w:num>
-  <w:num w:numId="9" w16cid:durableId="1374496772">
+  <w:num w:numId="9">
     <w:abstractNumId w:val="0"/>
   </w:num>
-  <w:num w:numId="10" w16cid:durableId="1543984191">
+  <w:num w:numId="10">
     <w:abstractNumId w:val="11"/>
   </w:num>
-  <w:num w:numId="11" w16cid:durableId="73939285">
+  <w:num w:numId="11">
     <w:abstractNumId w:val="10"/>
   </w:num>
-  <w:num w:numId="12" w16cid:durableId="1878658020">
+  <w:num w:numId="12">
     <w:abstractNumId w:val="7"/>
   </w:num>
-  <w:num w:numId="13" w16cid:durableId="2112898257">
+  <w:num w:numId="13">
     <w:abstractNumId w:val="9"/>
   </w:num>
-  <w:num w:numId="14" w16cid:durableId="985402706">
+  <w:num w:numId="14">
     <w:abstractNumId w:val="7"/>
     <w:lvlOverride w:ilvl="0">
       <w:startOverride w:val="1"/>
     </w:lvlOverride>
   </w:num>
-  <w:num w:numId="15" w16cid:durableId="1128739925">
+  <w:num w:numId="15">
     <w:abstractNumId w:val="7"/>
     <w:lvlOverride w:ilvl="0">
       <w:startOverride w:val="1"/>
     </w:lvlOverride>
   </w:num>
-  <w:num w:numId="16" w16cid:durableId="1588226641">
+  <w:num w:numId="16">
     <w:abstractNumId w:val="7"/>
     <w:lvlOverride w:ilvl="0">
       <w:startOverride w:val="1"/>
     </w:lvlOverride>
   </w:num>
-  <w:num w:numId="17" w16cid:durableId="322395595">
+  <w:num w:numId="17">
     <w:abstractNumId w:val="7"/>
     <w:lvlOverride w:ilvl="0">
       <w:startOverride w:val="1"/>
@@ -59829,7 +57628,7 @@
 </file>
 
 <file path=word/styles.xml><?xml version="1.0" encoding="utf-8"?>
-<w:styles xmlns:mc="http://schemas.openxmlformats.org/markup-compatibility/2006" xmlns:r="http://schemas.openxmlformats.org/officeDocument/2006/relationships" xmlns:w="http://schemas.openxmlformats.org/wordprocessingml/2006/main" xmlns:w14="http://schemas.microsoft.com/office/word/2010/wordml" xmlns:w15="http://schemas.microsoft.com/office/word/2012/wordml" xmlns:w16cex="http://schemas.microsoft.com/office/word/2018/wordml/cex" xmlns:w16cid="http://schemas.microsoft.com/office/word/2016/wordml/cid" xmlns:w16="http://schemas.microsoft.com/office/word/2018/wordml" xmlns:w16du="http://schemas.microsoft.com/office/word/2023/wordml/word16du" xmlns:w16sdtdh="http://schemas.microsoft.com/office/word/2020/wordml/sdtdatahash" xmlns:w16sdtfl="http://schemas.microsoft.com/office/word/2024/wordml/sdtformatlock" xmlns:w16se="http://schemas.microsoft.com/office/word/2015/wordml/symex" mc:Ignorable="w14 w15 w16se w16cid w16 w16cex w16sdtdh w16sdtfl w16du">
+<w:styles xmlns:mc="http://schemas.openxmlformats.org/markup-compatibility/2006" xmlns:r="http://schemas.openxmlformats.org/officeDocument/2006/relationships" xmlns:w="http://schemas.openxmlformats.org/wordprocessingml/2006/main" xmlns:w14="http://schemas.microsoft.com/office/word/2010/wordml" xmlns:w15="http://schemas.microsoft.com/office/word/2012/wordml" xmlns:w16se="http://schemas.microsoft.com/office/word/2015/wordml/symex" mc:Ignorable="w14 w15 w16se">
   <w:docDefaults>
     <w:rPrDefault>
       <w:rPr>
@@ -59845,7 +57644,7 @@
       </w:pPr>
     </w:pPrDefault>
   </w:docDefaults>
-  <w:latentStyles w:defLockedState="0" w:defUIPriority="99" w:defSemiHidden="0" w:defUnhideWhenUsed="0" w:defQFormat="0" w:count="376">
+  <w:latentStyles w:defLockedState="0" w:defUIPriority="99" w:defSemiHidden="0" w:defUnhideWhenUsed="0" w:defQFormat="0" w:count="371">
     <w:lsdException w:name="Normal" w:uiPriority="0" w:qFormat="1"/>
     <w:lsdException w:name="heading 1" w:uiPriority="9" w:qFormat="1"/>
     <w:lsdException w:name="heading 2" w:semiHidden="1" w:uiPriority="9" w:unhideWhenUsed="1" w:qFormat="1"/>
@@ -60208,11 +58007,6 @@
     <w:lsdException w:name="List Table 5 Dark Accent 6" w:uiPriority="50"/>
     <w:lsdException w:name="List Table 6 Colorful Accent 6" w:uiPriority="51"/>
     <w:lsdException w:name="List Table 7 Colorful Accent 6" w:uiPriority="52"/>
-    <w:lsdException w:name="Mention" w:semiHidden="1" w:unhideWhenUsed="1"/>
-    <w:lsdException w:name="Smart Hyperlink" w:semiHidden="1" w:unhideWhenUsed="1"/>
-    <w:lsdException w:name="Hashtag" w:semiHidden="1" w:unhideWhenUsed="1"/>
-    <w:lsdException w:name="Unresolved Mention" w:semiHidden="1" w:unhideWhenUsed="1"/>
-    <w:lsdException w:name="Smart Link" w:semiHidden="1" w:unhideWhenUsed="1"/>
   </w:latentStyles>
   <w:style w:type="paragraph" w:default="1" w:styleId="Normal">
     <w:name w:val="Normal"/>
@@ -71551,7 +69345,7 @@
 </file>
 
 <file path=customXml/itemProps1.xml><?xml version="1.0" encoding="utf-8"?>
-<ds:datastoreItem xmlns:ds="http://schemas.openxmlformats.org/officeDocument/2006/customXml" ds:itemID="{3C4068FA-5316-429A-9157-90956DA19736}">
+<ds:datastoreItem xmlns:ds="http://schemas.openxmlformats.org/officeDocument/2006/customXml" ds:itemID="{83A866B0-1249-4CEA-997E-40D763546D71}">
   <ds:schemaRefs>
     <ds:schemaRef ds:uri="http://schemas.openxmlformats.org/officeDocument/2006/bibliography"/>
   </ds:schemaRefs>
